--- a/Chapters_3456assignments_and_review_questions.docx
+++ b/Chapters_3456assignments_and_review_questions.docx
@@ -1073,6 +1073,7 @@
                 <w:szCs w:val="16"/>
               </w:rPr>
             </w:pPr>
+            <w:proofErr w:type="gramStart"/>
             <w:r>
               <w:rPr>
                 <w:rFonts w:ascii="Arial" w:hAnsi="Arial" w:cs="Arial"/>
@@ -1081,6 +1082,7 @@
               </w:rPr>
               <w:t>Time :</w:t>
             </w:r>
+            <w:proofErr w:type="gramEnd"/>
           </w:p>
         </w:tc>
         <w:tc>
@@ -1460,7 +1462,25 @@
                 <w:sz w:val="22"/>
                 <w:szCs w:val="16"/>
               </w:rPr>
-              <w:t>HRR=max(203)—resting(70)=133bpm</w:t>
+              <w:t>HRR=max(203)—</w:t>
+            </w:r>
+            <w:proofErr w:type="gramStart"/>
+            <w:r>
+              <w:rPr>
+                <w:rFonts w:ascii="Arial" w:hAnsi="Arial" w:cs="Arial"/>
+                <w:sz w:val="22"/>
+                <w:szCs w:val="16"/>
+              </w:rPr>
+              <w:t>resting(</w:t>
+            </w:r>
+            <w:proofErr w:type="gramEnd"/>
+            <w:r>
+              <w:rPr>
+                <w:rFonts w:ascii="Arial" w:hAnsi="Arial" w:cs="Arial"/>
+                <w:sz w:val="22"/>
+                <w:szCs w:val="16"/>
+              </w:rPr>
+              <w:t>70)=133bpm</w:t>
             </w:r>
           </w:p>
           <w:p>
@@ -1922,7 +1942,25 @@
                     <w:color w:val="00B050"/>
                     <w:sz w:val="22"/>
                   </w:rPr>
-                  <w:t>Continuous means to constantly keep the same amount of effort thoughout the workout and interval is switching between higher and lower intensity.</w:t>
+                  <w:t xml:space="preserve">Continuous means to constantly keep the same amount of effort </w:t>
+                </w:r>
+                <w:proofErr w:type="spellStart"/>
+                <w:r>
+                  <w:rPr>
+                    <w:b/>
+                    <w:color w:val="00B050"/>
+                    <w:sz w:val="22"/>
+                  </w:rPr>
+                  <w:t>thoughout</w:t>
+                </w:r>
+                <w:proofErr w:type="spellEnd"/>
+                <w:r>
+                  <w:rPr>
+                    <w:b/>
+                    <w:color w:val="00B050"/>
+                    <w:sz w:val="22"/>
+                  </w:rPr>
+                  <w:t xml:space="preserve"> the workout and interval is switching between higher and lower intensity.</w:t>
                 </w:r>
               </w:sdtContent>
             </w:sdt>
@@ -3192,12 +3230,23 @@
           <w:ilvl w:val="12"/>
           <w:numId w:val="0"/>
         </w:numPr>
-        <w:ind w:left="360" w:hanging="360"/>
-        <w:rPr>
-          <w:rFonts w:ascii="Arial Narrow" w:hAnsi="Arial Narrow"/>
-          <w:sz w:val="24"/>
-        </w:rPr>
-      </w:pPr>
+        <w:ind w:left="360"/>
+        <w:rPr>
+          <w:rFonts w:ascii="Arial Narrow" w:hAnsi="Arial Narrow"/>
+          <w:b/>
+          <w:bCs/>
+          <w:sz w:val="24"/>
+        </w:rPr>
+      </w:pPr>
+      <w:r>
+        <w:rPr>
+          <w:rFonts w:ascii="Arial Narrow" w:hAnsi="Arial Narrow"/>
+          <w:b/>
+          <w:bCs/>
+          <w:sz w:val="24"/>
+        </w:rPr>
+        <w:t>Repetition maximum. It’s the maximum weight someone can lift for a number of repetitions.</w:t>
+      </w:r>
     </w:p>
     <w:p>
       <w:pPr>
@@ -3237,12 +3286,55 @@
           <w:ilvl w:val="12"/>
           <w:numId w:val="0"/>
         </w:numPr>
-        <w:ind w:left="360" w:hanging="360"/>
-        <w:rPr>
-          <w:rFonts w:ascii="Arial Narrow" w:hAnsi="Arial Narrow"/>
-          <w:sz w:val="24"/>
-        </w:rPr>
-      </w:pPr>
+        <w:ind w:left="360"/>
+        <w:rPr>
+          <w:rFonts w:ascii="Arial Narrow" w:hAnsi="Arial Narrow"/>
+          <w:b/>
+          <w:bCs/>
+          <w:sz w:val="24"/>
+        </w:rPr>
+      </w:pPr>
+      <w:r>
+        <w:rPr>
+          <w:rFonts w:ascii="Arial Narrow" w:hAnsi="Arial Narrow"/>
+          <w:b/>
+          <w:bCs/>
+          <w:sz w:val="24"/>
+        </w:rPr>
+        <w:t>You should wait 2 days before training that muscle again.</w:t>
+      </w:r>
+    </w:p>
+    <w:p>
+      <w:pPr>
+        <w:numPr>
+          <w:ilvl w:val="12"/>
+          <w:numId w:val="0"/>
+        </w:numPr>
+        <w:ind w:left="720" w:hanging="360"/>
+        <w:rPr>
+          <w:rFonts w:ascii="Arial Narrow" w:hAnsi="Arial Narrow"/>
+          <w:sz w:val="24"/>
+        </w:rPr>
+      </w:pPr>
+    </w:p>
+    <w:p>
+      <w:pPr>
+        <w:numPr>
+          <w:ilvl w:val="0"/>
+          <w:numId w:val="9"/>
+        </w:numPr>
+        <w:rPr>
+          <w:rFonts w:ascii="Arial Narrow" w:hAnsi="Arial Narrow"/>
+          <w:sz w:val="24"/>
+        </w:rPr>
+      </w:pPr>
+      <w:r>
+        <w:rPr>
+          <w:rFonts w:ascii="Arial Narrow" w:hAnsi="Arial Narrow"/>
+          <w:sz w:val="24"/>
+        </w:rPr>
+        <w:t>Identify 3 exercise option for the Abdominals and 3 exercise options for the Triceps.</w:t>
+      </w:r>
     </w:p>
     <w:p>
       <w:pPr>
@@ -3260,6 +3352,284 @@
     <w:p>
       <w:pPr>
         <w:numPr>
+          <w:ilvl w:val="12"/>
+          <w:numId w:val="0"/>
+        </w:numPr>
+        <w:ind w:left="720" w:hanging="360"/>
+        <w:rPr>
+          <w:rFonts w:ascii="Arial Narrow" w:hAnsi="Arial Narrow"/>
+          <w:b/>
+          <w:bCs/>
+          <w:sz w:val="24"/>
+        </w:rPr>
+      </w:pPr>
+      <w:r>
+        <w:rPr>
+          <w:rFonts w:ascii="Arial Narrow" w:hAnsi="Arial Narrow"/>
+          <w:sz w:val="24"/>
+        </w:rPr>
+        <w:t>Abdominals:</w:t>
+      </w:r>
+      <w:r>
+        <w:rPr>
+          <w:rFonts w:ascii="Arial Narrow" w:hAnsi="Arial Narrow"/>
+          <w:sz w:val="24"/>
+        </w:rPr>
+        <w:tab/>
+        <w:t>1.</w:t>
+      </w:r>
+      <w:r>
+        <w:rPr>
+          <w:rFonts w:ascii="Arial Narrow" w:hAnsi="Arial Narrow"/>
+          <w:sz w:val="24"/>
+        </w:rPr>
+        <w:tab/>
+      </w:r>
+      <w:r>
+        <w:rPr>
+          <w:rFonts w:ascii="Arial Narrow" w:hAnsi="Arial Narrow"/>
+          <w:b/>
+          <w:bCs/>
+          <w:sz w:val="24"/>
+        </w:rPr>
+        <w:t>Sit-ups</w:t>
+      </w:r>
+      <w:r>
+        <w:rPr>
+          <w:rFonts w:ascii="Arial Narrow" w:hAnsi="Arial Narrow"/>
+          <w:sz w:val="24"/>
+        </w:rPr>
+        <w:tab/>
+      </w:r>
+      <w:r>
+        <w:rPr>
+          <w:rFonts w:ascii="Arial Narrow" w:hAnsi="Arial Narrow"/>
+          <w:sz w:val="24"/>
+        </w:rPr>
+        <w:tab/>
+      </w:r>
+      <w:r>
+        <w:rPr>
+          <w:rFonts w:ascii="Arial Narrow" w:hAnsi="Arial Narrow"/>
+          <w:sz w:val="24"/>
+        </w:rPr>
+        <w:tab/>
+        <w:t>2.</w:t>
+      </w:r>
+      <w:r>
+        <w:rPr>
+          <w:rFonts w:ascii="Arial Narrow" w:hAnsi="Arial Narrow"/>
+          <w:sz w:val="24"/>
+        </w:rPr>
+        <w:tab/>
+      </w:r>
+      <w:r>
+        <w:rPr>
+          <w:rFonts w:ascii="Arial Narrow" w:hAnsi="Arial Narrow"/>
+          <w:b/>
+          <w:bCs/>
+          <w:sz w:val="24"/>
+        </w:rPr>
+        <w:t>plank</w:t>
+      </w:r>
+      <w:r>
+        <w:rPr>
+          <w:rFonts w:ascii="Arial Narrow" w:hAnsi="Arial Narrow"/>
+          <w:sz w:val="24"/>
+        </w:rPr>
+        <w:tab/>
+      </w:r>
+      <w:r>
+        <w:rPr>
+          <w:rFonts w:ascii="Arial Narrow" w:hAnsi="Arial Narrow"/>
+          <w:sz w:val="24"/>
+        </w:rPr>
+        <w:tab/>
+      </w:r>
+      <w:r>
+        <w:rPr>
+          <w:rFonts w:ascii="Arial Narrow" w:hAnsi="Arial Narrow"/>
+          <w:sz w:val="24"/>
+        </w:rPr>
+        <w:tab/>
+        <w:t>3.</w:t>
+      </w:r>
+      <w:r>
+        <w:rPr>
+          <w:rFonts w:ascii="Arial Narrow" w:hAnsi="Arial Narrow"/>
+          <w:sz w:val="24"/>
+        </w:rPr>
+        <w:tab/>
+      </w:r>
+      <w:r>
+        <w:rPr>
+          <w:rFonts w:ascii="Arial Narrow" w:hAnsi="Arial Narrow"/>
+          <w:b/>
+          <w:bCs/>
+          <w:sz w:val="24"/>
+        </w:rPr>
+        <w:t>Leg raises</w:t>
+      </w:r>
+    </w:p>
+    <w:p>
+      <w:pPr>
+        <w:numPr>
+          <w:ilvl w:val="12"/>
+          <w:numId w:val="0"/>
+        </w:numPr>
+        <w:ind w:left="720" w:hanging="360"/>
+        <w:rPr>
+          <w:rFonts w:ascii="Arial Narrow" w:hAnsi="Arial Narrow"/>
+          <w:sz w:val="24"/>
+        </w:rPr>
+      </w:pPr>
+    </w:p>
+    <w:p>
+      <w:pPr>
+        <w:numPr>
+          <w:ilvl w:val="12"/>
+          <w:numId w:val="0"/>
+        </w:numPr>
+        <w:ind w:left="720" w:hanging="360"/>
+        <w:rPr>
+          <w:rFonts w:ascii="Arial Narrow" w:hAnsi="Arial Narrow"/>
+          <w:b/>
+          <w:bCs/>
+          <w:sz w:val="24"/>
+        </w:rPr>
+      </w:pPr>
+      <w:r>
+        <w:rPr>
+          <w:rFonts w:ascii="Arial Narrow" w:hAnsi="Arial Narrow"/>
+          <w:sz w:val="24"/>
+        </w:rPr>
+        <w:t>Triceps:</w:t>
+      </w:r>
+      <w:r>
+        <w:rPr>
+          <w:rFonts w:ascii="Arial Narrow" w:hAnsi="Arial Narrow"/>
+          <w:sz w:val="24"/>
+        </w:rPr>
+        <w:tab/>
+      </w:r>
+      <w:r>
+        <w:rPr>
+          <w:rFonts w:ascii="Arial Narrow" w:hAnsi="Arial Narrow"/>
+          <w:sz w:val="24"/>
+        </w:rPr>
+        <w:tab/>
+        <w:t>1.</w:t>
+      </w:r>
+      <w:r>
+        <w:rPr>
+          <w:rFonts w:ascii="Arial Narrow" w:hAnsi="Arial Narrow"/>
+          <w:sz w:val="24"/>
+        </w:rPr>
+        <w:tab/>
+      </w:r>
+      <w:proofErr w:type="spellStart"/>
+      <w:r>
+        <w:rPr>
+          <w:rFonts w:ascii="Arial Narrow" w:hAnsi="Arial Narrow"/>
+          <w:b/>
+          <w:bCs/>
+          <w:sz w:val="24"/>
+        </w:rPr>
+        <w:t>Tricep</w:t>
+      </w:r>
+      <w:proofErr w:type="spellEnd"/>
+      <w:r>
+        <w:rPr>
+          <w:rFonts w:ascii="Arial Narrow" w:hAnsi="Arial Narrow"/>
+          <w:b/>
+          <w:bCs/>
+          <w:sz w:val="24"/>
+        </w:rPr>
+        <w:t xml:space="preserve"> extension</w:t>
+      </w:r>
+      <w:r>
+        <w:rPr>
+          <w:rFonts w:ascii="Arial Narrow" w:hAnsi="Arial Narrow"/>
+          <w:sz w:val="24"/>
+        </w:rPr>
+        <w:tab/>
+        <w:t>2.</w:t>
+      </w:r>
+      <w:r>
+        <w:rPr>
+          <w:rFonts w:ascii="Arial Narrow" w:hAnsi="Arial Narrow"/>
+          <w:sz w:val="24"/>
+        </w:rPr>
+        <w:tab/>
+      </w:r>
+      <w:r>
+        <w:rPr>
+          <w:rFonts w:ascii="Arial Narrow" w:hAnsi="Arial Narrow"/>
+          <w:b/>
+          <w:bCs/>
+          <w:sz w:val="24"/>
+        </w:rPr>
+        <w:t>Bench dip</w:t>
+      </w:r>
+      <w:r>
+        <w:rPr>
+          <w:rFonts w:ascii="Arial Narrow" w:hAnsi="Arial Narrow"/>
+          <w:sz w:val="24"/>
+        </w:rPr>
+        <w:tab/>
+      </w:r>
+      <w:r>
+        <w:rPr>
+          <w:rFonts w:ascii="Arial Narrow" w:hAnsi="Arial Narrow"/>
+          <w:sz w:val="24"/>
+        </w:rPr>
+        <w:tab/>
+        <w:t>3.</w:t>
+      </w:r>
+      <w:r>
+        <w:rPr>
+          <w:rFonts w:ascii="Arial Narrow" w:hAnsi="Arial Narrow"/>
+          <w:sz w:val="24"/>
+        </w:rPr>
+        <w:tab/>
+      </w:r>
+      <w:proofErr w:type="spellStart"/>
+      <w:r>
+        <w:rPr>
+          <w:rFonts w:ascii="Arial Narrow" w:hAnsi="Arial Narrow"/>
+          <w:b/>
+          <w:bCs/>
+          <w:sz w:val="24"/>
+        </w:rPr>
+        <w:t>Tricep</w:t>
+      </w:r>
+      <w:proofErr w:type="spellEnd"/>
+      <w:r>
+        <w:rPr>
+          <w:rFonts w:ascii="Arial Narrow" w:hAnsi="Arial Narrow"/>
+          <w:b/>
+          <w:bCs/>
+          <w:sz w:val="24"/>
+        </w:rPr>
+        <w:t xml:space="preserve"> pushdown</w:t>
+      </w:r>
+    </w:p>
+    <w:p>
+      <w:pPr>
+        <w:numPr>
+          <w:ilvl w:val="12"/>
+          <w:numId w:val="0"/>
+        </w:numPr>
+        <w:ind w:left="720" w:hanging="360"/>
+        <w:rPr>
+          <w:rFonts w:ascii="Arial Narrow" w:hAnsi="Arial Narrow"/>
+          <w:sz w:val="24"/>
+        </w:rPr>
+      </w:pPr>
+    </w:p>
+    <w:p>
+      <w:pPr>
+        <w:numPr>
           <w:ilvl w:val="0"/>
           <w:numId w:val="9"/>
         </w:numPr>
@@ -3273,7 +3643,7 @@
           <w:rFonts w:ascii="Arial Narrow" w:hAnsi="Arial Narrow"/>
           <w:sz w:val="24"/>
         </w:rPr>
-        <w:t>Identify 3 exercise option for the Abdominals and 3 exercise options for the Triceps.</w:t>
+        <w:t>In order to improve upon a) muscular strength and b) general muscle fitness it is recommended to perform how many sets and repetitions maximum of each exercise?</w:t>
       </w:r>
     </w:p>
     <w:p>
@@ -3285,6 +3655,7 @@
         <w:ind w:left="360" w:hanging="360"/>
         <w:rPr>
           <w:rFonts w:ascii="Arial Narrow" w:hAnsi="Arial Narrow"/>
+          <w:b/>
           <w:sz w:val="24"/>
         </w:rPr>
       </w:pPr>
@@ -3298,81 +3669,68 @@
         <w:ind w:left="720" w:hanging="360"/>
         <w:rPr>
           <w:rFonts w:ascii="Arial Narrow" w:hAnsi="Arial Narrow"/>
-          <w:sz w:val="24"/>
-        </w:rPr>
-      </w:pPr>
-      <w:r>
-        <w:rPr>
-          <w:rFonts w:ascii="Arial Narrow" w:hAnsi="Arial Narrow"/>
-          <w:sz w:val="24"/>
-        </w:rPr>
-        <w:t>Abdominals:</w:t>
-      </w:r>
-      <w:r>
-        <w:rPr>
-          <w:rFonts w:ascii="Arial Narrow" w:hAnsi="Arial Narrow"/>
-          <w:sz w:val="24"/>
-        </w:rPr>
-        <w:tab/>
-        <w:t>1.</w:t>
-      </w:r>
-      <w:r>
-        <w:rPr>
-          <w:rFonts w:ascii="Arial Narrow" w:hAnsi="Arial Narrow"/>
-          <w:sz w:val="24"/>
-        </w:rPr>
-        <w:tab/>
-      </w:r>
-      <w:r>
-        <w:rPr>
-          <w:rFonts w:ascii="Arial Narrow" w:hAnsi="Arial Narrow"/>
-          <w:sz w:val="24"/>
-        </w:rPr>
-        <w:tab/>
-      </w:r>
-      <w:r>
-        <w:rPr>
-          <w:rFonts w:ascii="Arial Narrow" w:hAnsi="Arial Narrow"/>
-          <w:sz w:val="24"/>
-        </w:rPr>
-        <w:tab/>
-      </w:r>
-      <w:r>
-        <w:rPr>
-          <w:rFonts w:ascii="Arial Narrow" w:hAnsi="Arial Narrow"/>
-          <w:sz w:val="24"/>
-        </w:rPr>
-        <w:tab/>
-        <w:t>2.</w:t>
-      </w:r>
-      <w:r>
-        <w:rPr>
-          <w:rFonts w:ascii="Arial Narrow" w:hAnsi="Arial Narrow"/>
-          <w:sz w:val="24"/>
-        </w:rPr>
-        <w:tab/>
-      </w:r>
-      <w:r>
-        <w:rPr>
-          <w:rFonts w:ascii="Arial Narrow" w:hAnsi="Arial Narrow"/>
-          <w:sz w:val="24"/>
-        </w:rPr>
-        <w:tab/>
-      </w:r>
-      <w:r>
-        <w:rPr>
-          <w:rFonts w:ascii="Arial Narrow" w:hAnsi="Arial Narrow"/>
-          <w:sz w:val="24"/>
-        </w:rPr>
-        <w:tab/>
-      </w:r>
-      <w:r>
-        <w:rPr>
-          <w:rFonts w:ascii="Arial Narrow" w:hAnsi="Arial Narrow"/>
-          <w:sz w:val="24"/>
-        </w:rPr>
-        <w:tab/>
-        <w:t>3.</w:t>
+          <w:b/>
+          <w:sz w:val="24"/>
+        </w:rPr>
+      </w:pPr>
+      <w:r>
+        <w:rPr>
+          <w:rFonts w:ascii="Arial Narrow" w:hAnsi="Arial Narrow"/>
+          <w:b/>
+          <w:sz w:val="24"/>
+        </w:rPr>
+        <w:t xml:space="preserve">a) muscle strength: </w:t>
+      </w:r>
+      <w:r>
+        <w:rPr>
+          <w:rFonts w:ascii="Arial Narrow" w:hAnsi="Arial Narrow"/>
+          <w:b/>
+          <w:sz w:val="24"/>
+        </w:rPr>
+        <w:tab/>
+        <w:t># of sets =</w:t>
+      </w:r>
+      <w:r>
+        <w:rPr>
+          <w:rFonts w:ascii="Arial Narrow" w:hAnsi="Arial Narrow"/>
+          <w:b/>
+          <w:sz w:val="24"/>
+        </w:rPr>
+        <w:t>2</w:t>
+      </w:r>
+      <w:r>
+        <w:rPr>
+          <w:rFonts w:ascii="Arial Narrow" w:hAnsi="Arial Narrow"/>
+          <w:b/>
+          <w:sz w:val="24"/>
+        </w:rPr>
+        <w:tab/>
+      </w:r>
+      <w:r>
+        <w:rPr>
+          <w:rFonts w:ascii="Arial Narrow" w:hAnsi="Arial Narrow"/>
+          <w:b/>
+          <w:sz w:val="24"/>
+        </w:rPr>
+        <w:tab/>
+        <w:t xml:space="preserve"> </w:t>
+      </w:r>
+      <w:r>
+        <w:rPr>
+          <w:rFonts w:ascii="Arial Narrow" w:hAnsi="Arial Narrow"/>
+          <w:b/>
+          <w:sz w:val="24"/>
+        </w:rPr>
+        <w:tab/>
+        <w:t># of reps =</w:t>
+      </w:r>
+      <w:r>
+        <w:rPr>
+          <w:rFonts w:ascii="Arial Narrow" w:hAnsi="Arial Narrow"/>
+          <w:b/>
+          <w:sz w:val="24"/>
+        </w:rPr>
+        <w:t>3</w:t>
       </w:r>
     </w:p>
     <w:p>
@@ -3384,6 +3742,7 @@
         <w:ind w:left="720" w:hanging="360"/>
         <w:rPr>
           <w:rFonts w:ascii="Arial Narrow" w:hAnsi="Arial Narrow"/>
+          <w:b/>
           <w:sz w:val="24"/>
         </w:rPr>
       </w:pPr>
@@ -3397,88 +3756,76 @@
         <w:ind w:left="720" w:hanging="360"/>
         <w:rPr>
           <w:rFonts w:ascii="Arial Narrow" w:hAnsi="Arial Narrow"/>
-          <w:sz w:val="24"/>
-        </w:rPr>
-      </w:pPr>
-      <w:r>
-        <w:rPr>
-          <w:rFonts w:ascii="Arial Narrow" w:hAnsi="Arial Narrow"/>
-          <w:sz w:val="24"/>
-        </w:rPr>
-        <w:t>Triceps:</w:t>
-      </w:r>
-      <w:r>
-        <w:rPr>
-          <w:rFonts w:ascii="Arial Narrow" w:hAnsi="Arial Narrow"/>
-          <w:sz w:val="24"/>
-        </w:rPr>
-        <w:tab/>
-      </w:r>
-      <w:r>
-        <w:rPr>
-          <w:rFonts w:ascii="Arial Narrow" w:hAnsi="Arial Narrow"/>
-          <w:sz w:val="24"/>
-        </w:rPr>
-        <w:tab/>
-        <w:t>1.</w:t>
-      </w:r>
-      <w:r>
-        <w:rPr>
-          <w:rFonts w:ascii="Arial Narrow" w:hAnsi="Arial Narrow"/>
-          <w:sz w:val="24"/>
-        </w:rPr>
-        <w:tab/>
-      </w:r>
-      <w:r>
-        <w:rPr>
-          <w:rFonts w:ascii="Arial Narrow" w:hAnsi="Arial Narrow"/>
-          <w:sz w:val="24"/>
-        </w:rPr>
-        <w:tab/>
-      </w:r>
-      <w:r>
-        <w:rPr>
-          <w:rFonts w:ascii="Arial Narrow" w:hAnsi="Arial Narrow"/>
-          <w:sz w:val="24"/>
-        </w:rPr>
-        <w:tab/>
-      </w:r>
-      <w:r>
-        <w:rPr>
-          <w:rFonts w:ascii="Arial Narrow" w:hAnsi="Arial Narrow"/>
-          <w:sz w:val="24"/>
-        </w:rPr>
-        <w:tab/>
-        <w:t>2.</w:t>
-      </w:r>
-      <w:r>
-        <w:rPr>
-          <w:rFonts w:ascii="Arial Narrow" w:hAnsi="Arial Narrow"/>
-          <w:sz w:val="24"/>
-        </w:rPr>
-        <w:tab/>
-      </w:r>
-      <w:r>
-        <w:rPr>
-          <w:rFonts w:ascii="Arial Narrow" w:hAnsi="Arial Narrow"/>
-          <w:sz w:val="24"/>
-        </w:rPr>
-        <w:tab/>
-      </w:r>
-      <w:r>
-        <w:rPr>
-          <w:rFonts w:ascii="Arial Narrow" w:hAnsi="Arial Narrow"/>
-          <w:sz w:val="24"/>
-        </w:rPr>
-        <w:tab/>
-      </w:r>
-      <w:r>
-        <w:rPr>
-          <w:rFonts w:ascii="Arial Narrow" w:hAnsi="Arial Narrow"/>
-          <w:sz w:val="24"/>
-        </w:rPr>
-        <w:tab/>
-        <w:t>3.</w:t>
+          <w:b/>
+          <w:sz w:val="24"/>
+        </w:rPr>
+      </w:pPr>
+      <w:r>
+        <w:rPr>
+          <w:rFonts w:ascii="Arial Narrow" w:hAnsi="Arial Narrow"/>
+          <w:b/>
+          <w:sz w:val="24"/>
+        </w:rPr>
+        <w:t>b) general fitness:</w:t>
+      </w:r>
+      <w:r>
+        <w:rPr>
+          <w:rFonts w:ascii="Arial Narrow" w:hAnsi="Arial Narrow"/>
+          <w:b/>
+          <w:sz w:val="24"/>
+        </w:rPr>
+        <w:tab/>
+      </w:r>
+      <w:r>
+        <w:rPr>
+          <w:rFonts w:ascii="Arial Narrow" w:hAnsi="Arial Narrow"/>
+          <w:b/>
+          <w:sz w:val="24"/>
+        </w:rPr>
+        <w:tab/>
+        <w:t># of sets =</w:t>
+      </w:r>
+      <w:r>
+        <w:rPr>
+          <w:rFonts w:ascii="Arial Narrow" w:hAnsi="Arial Narrow"/>
+          <w:b/>
+          <w:sz w:val="24"/>
+        </w:rPr>
+        <w:t>2</w:t>
+      </w:r>
+      <w:r>
+        <w:rPr>
+          <w:rFonts w:ascii="Arial Narrow" w:hAnsi="Arial Narrow"/>
+          <w:b/>
+          <w:sz w:val="24"/>
+        </w:rPr>
+        <w:tab/>
+      </w:r>
+      <w:r>
+        <w:rPr>
+          <w:rFonts w:ascii="Arial Narrow" w:hAnsi="Arial Narrow"/>
+          <w:b/>
+          <w:sz w:val="24"/>
+        </w:rPr>
+        <w:tab/>
+        <w:t xml:space="preserve"> </w:t>
+      </w:r>
+      <w:r>
+        <w:rPr>
+          <w:rFonts w:ascii="Arial Narrow" w:hAnsi="Arial Narrow"/>
+          <w:b/>
+          <w:sz w:val="24"/>
+        </w:rPr>
+        <w:tab/>
+        <w:t># of reps =</w:t>
+      </w:r>
+      <w:r>
+        <w:rPr>
+          <w:rFonts w:ascii="Arial Narrow" w:hAnsi="Arial Narrow"/>
+          <w:b/>
+          <w:sz w:val="24"/>
+        </w:rPr>
+        <w:t>8</w:t>
       </w:r>
     </w:p>
     <w:p>
@@ -3490,6 +3837,7 @@
         <w:ind w:left="720" w:hanging="360"/>
         <w:rPr>
           <w:rFonts w:ascii="Arial Narrow" w:hAnsi="Arial Narrow"/>
+          <w:b/>
           <w:sz w:val="24"/>
         </w:rPr>
       </w:pPr>
@@ -3510,7 +3858,31 @@
           <w:rFonts w:ascii="Arial Narrow" w:hAnsi="Arial Narrow"/>
           <w:sz w:val="24"/>
         </w:rPr>
-        <w:t>In order to improve upon a) muscular strength and b) general muscle fitness it is recommended to perform how many sets and repetitions maximum of each exercise?</w:t>
+        <w:t xml:space="preserve">What is the difference between a muscle conditioning exercise and a flexibility exercise? </w:t>
+      </w:r>
+    </w:p>
+    <w:p>
+      <w:pPr>
+        <w:numPr>
+          <w:ilvl w:val="12"/>
+          <w:numId w:val="0"/>
+        </w:numPr>
+        <w:ind w:left="360"/>
+        <w:rPr>
+          <w:rFonts w:ascii="Arial Narrow" w:hAnsi="Arial Narrow"/>
+          <w:b/>
+          <w:bCs/>
+          <w:sz w:val="24"/>
+        </w:rPr>
+      </w:pPr>
+      <w:r>
+        <w:rPr>
+          <w:rFonts w:ascii="Arial Narrow" w:hAnsi="Arial Narrow"/>
+          <w:b/>
+          <w:bCs/>
+          <w:sz w:val="24"/>
+        </w:rPr>
+        <w:t>Muscle conditioning focuses on strengthening muscles and flexibility exercise focuses on strengthening joints</w:t>
       </w:r>
     </w:p>
     <w:p>
@@ -3522,179 +3894,9 @@
         <w:ind w:left="360" w:hanging="360"/>
         <w:rPr>
           <w:rFonts w:ascii="Arial Narrow" w:hAnsi="Arial Narrow"/>
-          <w:b/>
-          <w:sz w:val="24"/>
-        </w:rPr>
-      </w:pPr>
-    </w:p>
-    <w:p>
-      <w:pPr>
-        <w:numPr>
-          <w:ilvl w:val="12"/>
-          <w:numId w:val="0"/>
-        </w:numPr>
-        <w:ind w:left="720" w:hanging="360"/>
-        <w:rPr>
-          <w:rFonts w:ascii="Arial Narrow" w:hAnsi="Arial Narrow"/>
-          <w:b/>
-          <w:sz w:val="24"/>
-        </w:rPr>
-      </w:pPr>
-      <w:r>
-        <w:rPr>
-          <w:rFonts w:ascii="Arial Narrow" w:hAnsi="Arial Narrow"/>
-          <w:b/>
-          <w:sz w:val="24"/>
-        </w:rPr>
-        <w:t xml:space="preserve">a) muscle strength: </w:t>
-      </w:r>
-      <w:r>
-        <w:rPr>
-          <w:rFonts w:ascii="Arial Narrow" w:hAnsi="Arial Narrow"/>
-          <w:b/>
-          <w:sz w:val="24"/>
-        </w:rPr>
-        <w:tab/>
-        <w:t># of sets =</w:t>
-      </w:r>
-      <w:r>
-        <w:rPr>
-          <w:rFonts w:ascii="Arial Narrow" w:hAnsi="Arial Narrow"/>
-          <w:b/>
-          <w:sz w:val="24"/>
-        </w:rPr>
-        <w:tab/>
-      </w:r>
-      <w:r>
-        <w:rPr>
-          <w:rFonts w:ascii="Arial Narrow" w:hAnsi="Arial Narrow"/>
-          <w:b/>
-          <w:sz w:val="24"/>
-        </w:rPr>
-        <w:tab/>
-        <w:t xml:space="preserve"> </w:t>
-      </w:r>
-      <w:r>
-        <w:rPr>
-          <w:rFonts w:ascii="Arial Narrow" w:hAnsi="Arial Narrow"/>
-          <w:b/>
-          <w:sz w:val="24"/>
-        </w:rPr>
-        <w:tab/>
-        <w:t># of reps =</w:t>
-      </w:r>
-    </w:p>
-    <w:p>
-      <w:pPr>
-        <w:numPr>
-          <w:ilvl w:val="12"/>
-          <w:numId w:val="0"/>
-        </w:numPr>
-        <w:ind w:left="720" w:hanging="360"/>
-        <w:rPr>
-          <w:rFonts w:ascii="Arial Narrow" w:hAnsi="Arial Narrow"/>
-          <w:b/>
-          <w:sz w:val="24"/>
-        </w:rPr>
-      </w:pPr>
-    </w:p>
-    <w:p>
-      <w:pPr>
-        <w:numPr>
-          <w:ilvl w:val="12"/>
-          <w:numId w:val="0"/>
-        </w:numPr>
-        <w:ind w:left="720" w:hanging="360"/>
-        <w:rPr>
-          <w:rFonts w:ascii="Arial Narrow" w:hAnsi="Arial Narrow"/>
-          <w:b/>
-          <w:sz w:val="24"/>
-        </w:rPr>
-      </w:pPr>
-      <w:r>
-        <w:rPr>
-          <w:rFonts w:ascii="Arial Narrow" w:hAnsi="Arial Narrow"/>
-          <w:b/>
-          <w:sz w:val="24"/>
-        </w:rPr>
-        <w:t>b) general fitness:</w:t>
-      </w:r>
-      <w:r>
-        <w:rPr>
-          <w:rFonts w:ascii="Arial Narrow" w:hAnsi="Arial Narrow"/>
-          <w:b/>
-          <w:sz w:val="24"/>
-        </w:rPr>
-        <w:tab/>
-      </w:r>
-      <w:r>
-        <w:rPr>
-          <w:rFonts w:ascii="Arial Narrow" w:hAnsi="Arial Narrow"/>
-          <w:b/>
-          <w:sz w:val="24"/>
-        </w:rPr>
-        <w:tab/>
-        <w:t># of sets =</w:t>
-      </w:r>
-      <w:r>
-        <w:rPr>
-          <w:rFonts w:ascii="Arial Narrow" w:hAnsi="Arial Narrow"/>
-          <w:b/>
-          <w:sz w:val="24"/>
-        </w:rPr>
-        <w:tab/>
-      </w:r>
-      <w:r>
-        <w:rPr>
-          <w:rFonts w:ascii="Arial Narrow" w:hAnsi="Arial Narrow"/>
-          <w:b/>
-          <w:sz w:val="24"/>
-        </w:rPr>
-        <w:tab/>
-        <w:t xml:space="preserve"> </w:t>
-      </w:r>
-      <w:r>
-        <w:rPr>
-          <w:rFonts w:ascii="Arial Narrow" w:hAnsi="Arial Narrow"/>
-          <w:b/>
-          <w:sz w:val="24"/>
-        </w:rPr>
-        <w:tab/>
-        <w:t># of reps =</w:t>
-      </w:r>
-    </w:p>
-    <w:p>
-      <w:pPr>
-        <w:numPr>
-          <w:ilvl w:val="12"/>
-          <w:numId w:val="0"/>
-        </w:numPr>
-        <w:ind w:left="720" w:hanging="360"/>
-        <w:rPr>
-          <w:rFonts w:ascii="Arial Narrow" w:hAnsi="Arial Narrow"/>
-          <w:b/>
-          <w:sz w:val="24"/>
-        </w:rPr>
-      </w:pPr>
-    </w:p>
-    <w:p>
-      <w:pPr>
-        <w:numPr>
-          <w:ilvl w:val="0"/>
-          <w:numId w:val="9"/>
-        </w:numPr>
-        <w:rPr>
-          <w:rFonts w:ascii="Arial Narrow" w:hAnsi="Arial Narrow"/>
-          <w:sz w:val="24"/>
-        </w:rPr>
-      </w:pPr>
-      <w:r>
-        <w:rPr>
-          <w:rFonts w:ascii="Arial Narrow" w:hAnsi="Arial Narrow"/>
-          <w:sz w:val="24"/>
-        </w:rPr>
-        <w:t xml:space="preserve">What is the difference between a muscle conditioning exercise and a flexibility exercise? </w:t>
-      </w:r>
+          <w:sz w:val="24"/>
+        </w:rPr>
+      </w:pPr>
     </w:p>
     <w:p>
       <w:pPr>
@@ -3712,15 +3914,45 @@
     <w:p>
       <w:pPr>
         <w:numPr>
+          <w:ilvl w:val="0"/>
+          <w:numId w:val="9"/>
+        </w:numPr>
+        <w:rPr>
+          <w:rFonts w:ascii="Arial Narrow" w:hAnsi="Arial Narrow"/>
+          <w:sz w:val="24"/>
+        </w:rPr>
+      </w:pPr>
+      <w:r>
+        <w:rPr>
+          <w:rFonts w:ascii="Arial Narrow" w:hAnsi="Arial Narrow"/>
+          <w:sz w:val="24"/>
+        </w:rPr>
+        <w:t>What is the recommended lifting speed or tempo for most weight training exercises?</w:t>
+      </w:r>
+    </w:p>
+    <w:p>
+      <w:pPr>
+        <w:numPr>
           <w:ilvl w:val="12"/>
           <w:numId w:val="0"/>
         </w:numPr>
-        <w:ind w:left="360" w:hanging="360"/>
-        <w:rPr>
-          <w:rFonts w:ascii="Arial Narrow" w:hAnsi="Arial Narrow"/>
-          <w:sz w:val="24"/>
-        </w:rPr>
-      </w:pPr>
+        <w:ind w:left="360"/>
+        <w:rPr>
+          <w:rFonts w:ascii="Arial Narrow" w:hAnsi="Arial Narrow"/>
+          <w:b/>
+          <w:bCs/>
+          <w:sz w:val="24"/>
+        </w:rPr>
+      </w:pPr>
+      <w:r>
+        <w:rPr>
+          <w:rFonts w:ascii="Arial Narrow" w:hAnsi="Arial Narrow"/>
+          <w:b/>
+          <w:bCs/>
+          <w:sz w:val="24"/>
+        </w:rPr>
+        <w:t>2 seconds lifting and 3 seconds lowering</w:t>
+      </w:r>
     </w:p>
     <w:p>
       <w:pPr>
@@ -3751,7 +3983,31 @@
           <w:rFonts w:ascii="Arial Narrow" w:hAnsi="Arial Narrow"/>
           <w:sz w:val="24"/>
         </w:rPr>
-        <w:t>What is the recommended lifting speed or tempo for most weight training exercises?</w:t>
+        <w:t>A Full Body Workout should be completed how many times each week in order to be effective?</w:t>
+      </w:r>
+    </w:p>
+    <w:p>
+      <w:pPr>
+        <w:numPr>
+          <w:ilvl w:val="12"/>
+          <w:numId w:val="0"/>
+        </w:numPr>
+        <w:ind w:left="360"/>
+        <w:rPr>
+          <w:rFonts w:ascii="Arial Narrow" w:hAnsi="Arial Narrow"/>
+          <w:b/>
+          <w:bCs/>
+          <w:sz w:val="24"/>
+        </w:rPr>
+      </w:pPr>
+      <w:r>
+        <w:rPr>
+          <w:rFonts w:ascii="Arial Narrow" w:hAnsi="Arial Narrow"/>
+          <w:b/>
+          <w:bCs/>
+          <w:sz w:val="24"/>
+        </w:rPr>
+        <w:t>2 to 3 times per week</w:t>
       </w:r>
     </w:p>
     <w:p>
@@ -3770,19 +4026,6 @@
     <w:p>
       <w:pPr>
         <w:numPr>
-          <w:ilvl w:val="12"/>
-          <w:numId w:val="0"/>
-        </w:numPr>
-        <w:ind w:left="360" w:hanging="360"/>
-        <w:rPr>
-          <w:rFonts w:ascii="Arial Narrow" w:hAnsi="Arial Narrow"/>
-          <w:sz w:val="24"/>
-        </w:rPr>
-      </w:pPr>
-    </w:p>
-    <w:p>
-      <w:pPr>
-        <w:numPr>
           <w:ilvl w:val="0"/>
           <w:numId w:val="9"/>
         </w:numPr>
@@ -3796,40 +4039,24 @@
           <w:rFonts w:ascii="Arial Narrow" w:hAnsi="Arial Narrow"/>
           <w:sz w:val="24"/>
         </w:rPr>
-        <w:t>A Full Body Workout should be completed how many times each week in order to be effective?</w:t>
-      </w:r>
-    </w:p>
-    <w:p>
-      <w:pPr>
-        <w:numPr>
-          <w:ilvl w:val="12"/>
-          <w:numId w:val="0"/>
-        </w:numPr>
-        <w:ind w:left="360" w:hanging="360"/>
-        <w:rPr>
-          <w:rFonts w:ascii="Arial Narrow" w:hAnsi="Arial Narrow"/>
-          <w:sz w:val="24"/>
-        </w:rPr>
-      </w:pPr>
-    </w:p>
-    <w:p>
-      <w:pPr>
-        <w:numPr>
-          <w:ilvl w:val="12"/>
-          <w:numId w:val="0"/>
-        </w:numPr>
-        <w:ind w:left="360" w:hanging="360"/>
-        <w:rPr>
-          <w:rFonts w:ascii="Arial Narrow" w:hAnsi="Arial Narrow"/>
-          <w:sz w:val="24"/>
-        </w:rPr>
-      </w:pPr>
-    </w:p>
-    <w:p>
-      <w:pPr>
+        <w:t>Identify 3 training guidelines that are recommended to beginner weight trainers.</w:t>
+      </w:r>
+    </w:p>
+    <w:p>
+      <w:pPr>
+        <w:pStyle w:val="ListParagraph"/>
+        <w:rPr>
+          <w:rFonts w:ascii="Arial Narrow" w:hAnsi="Arial Narrow"/>
+          <w:sz w:val="24"/>
+        </w:rPr>
+      </w:pPr>
+    </w:p>
+    <w:p>
+      <w:pPr>
+        <w:pStyle w:val="ListParagraph"/>
         <w:numPr>
           <w:ilvl w:val="0"/>
-          <w:numId w:val="9"/>
+          <w:numId w:val="17"/>
         </w:numPr>
         <w:rPr>
           <w:rFonts w:ascii="Arial Narrow" w:hAnsi="Arial Narrow"/>
@@ -3839,79 +4066,71 @@
       <w:r>
         <w:rPr>
           <w:rFonts w:ascii="Arial Narrow" w:hAnsi="Arial Narrow"/>
-          <w:sz w:val="24"/>
-        </w:rPr>
-        <w:t>Identify 3 training guidelines that are recommended to beginner weight trainers.</w:t>
-      </w:r>
+          <w:b/>
+          <w:bCs/>
+          <w:sz w:val="24"/>
+        </w:rPr>
+        <w:t>Maintain proper form</w:t>
+      </w:r>
+    </w:p>
+    <w:p>
+      <w:pPr>
+        <w:rPr>
+          <w:rFonts w:ascii="Arial Narrow" w:hAnsi="Arial Narrow"/>
+          <w:sz w:val="24"/>
+        </w:rPr>
+      </w:pPr>
     </w:p>
     <w:p>
       <w:pPr>
         <w:pStyle w:val="ListParagraph"/>
-        <w:rPr>
-          <w:rFonts w:ascii="Arial Narrow" w:hAnsi="Arial Narrow"/>
-          <w:sz w:val="24"/>
-        </w:rPr>
-      </w:pPr>
-    </w:p>
-    <w:p>
-      <w:pPr>
-        <w:rPr>
-          <w:rFonts w:ascii="Arial Narrow" w:hAnsi="Arial Narrow"/>
-          <w:sz w:val="24"/>
-        </w:rPr>
-      </w:pPr>
-      <w:r>
-        <w:rPr>
-          <w:rFonts w:ascii="Arial Narrow" w:hAnsi="Arial Narrow"/>
-          <w:sz w:val="24"/>
-        </w:rPr>
-        <w:t>1.</w:t>
-      </w:r>
-    </w:p>
-    <w:p>
-      <w:pPr>
-        <w:rPr>
-          <w:rFonts w:ascii="Arial Narrow" w:hAnsi="Arial Narrow"/>
-          <w:sz w:val="24"/>
-        </w:rPr>
-      </w:pPr>
-    </w:p>
-    <w:p>
-      <w:pPr>
-        <w:rPr>
-          <w:rFonts w:ascii="Arial Narrow" w:hAnsi="Arial Narrow"/>
-          <w:sz w:val="24"/>
-        </w:rPr>
-      </w:pPr>
-      <w:r>
-        <w:rPr>
-          <w:rFonts w:ascii="Arial Narrow" w:hAnsi="Arial Narrow"/>
-          <w:sz w:val="24"/>
-        </w:rPr>
-        <w:t>2.</w:t>
-      </w:r>
-    </w:p>
-    <w:p>
-      <w:pPr>
-        <w:rPr>
-          <w:rFonts w:ascii="Arial Narrow" w:hAnsi="Arial Narrow"/>
-          <w:sz w:val="24"/>
-        </w:rPr>
-      </w:pPr>
-    </w:p>
-    <w:p>
-      <w:pPr>
-        <w:rPr>
-          <w:rFonts w:ascii="Arial Narrow" w:hAnsi="Arial Narrow"/>
-          <w:sz w:val="24"/>
-        </w:rPr>
-      </w:pPr>
-      <w:r>
-        <w:rPr>
-          <w:rFonts w:ascii="Arial Narrow" w:hAnsi="Arial Narrow"/>
-          <w:sz w:val="24"/>
-        </w:rPr>
-        <w:t>3.</w:t>
+        <w:numPr>
+          <w:ilvl w:val="0"/>
+          <w:numId w:val="17"/>
+        </w:numPr>
+        <w:rPr>
+          <w:rFonts w:ascii="Arial Narrow" w:hAnsi="Arial Narrow"/>
+          <w:sz w:val="24"/>
+        </w:rPr>
+      </w:pPr>
+      <w:r>
+        <w:rPr>
+          <w:rFonts w:ascii="Arial Narrow" w:hAnsi="Arial Narrow"/>
+          <w:b/>
+          <w:bCs/>
+          <w:sz w:val="24"/>
+        </w:rPr>
+        <w:t>Warm up</w:t>
+      </w:r>
+    </w:p>
+    <w:p>
+      <w:pPr>
+        <w:rPr>
+          <w:rFonts w:ascii="Arial Narrow" w:hAnsi="Arial Narrow"/>
+          <w:sz w:val="24"/>
+        </w:rPr>
+      </w:pPr>
+    </w:p>
+    <w:p>
+      <w:pPr>
+        <w:pStyle w:val="ListParagraph"/>
+        <w:numPr>
+          <w:ilvl w:val="0"/>
+          <w:numId w:val="17"/>
+        </w:numPr>
+        <w:rPr>
+          <w:rFonts w:ascii="Arial Narrow" w:hAnsi="Arial Narrow"/>
+          <w:sz w:val="24"/>
+        </w:rPr>
+      </w:pPr>
+      <w:r>
+        <w:rPr>
+          <w:rFonts w:ascii="Arial Narrow" w:hAnsi="Arial Narrow"/>
+          <w:b/>
+          <w:bCs/>
+          <w:sz w:val="24"/>
+        </w:rPr>
+        <w:t>Start with light weights</w:t>
       </w:r>
     </w:p>
     <w:p>
@@ -6933,7 +7152,7 @@
                     <w:sz w:val="24"/>
                     <w:szCs w:val="26"/>
                   </w:rPr>
-                  <w:t xml:space="preserve">Muscle </w:t>
+                  <w:t>Deltoids</w:t>
                 </w:r>
               </w:p>
             </w:tc>
@@ -6973,7 +7192,7 @@
                     <w:sz w:val="24"/>
                     <w:szCs w:val="26"/>
                   </w:rPr>
-                  <w:t>Exercise</w:t>
+                  <w:t>Overhead shoulder press</w:t>
                 </w:r>
               </w:p>
             </w:tc>
@@ -7039,7 +7258,7 @@
                     <w:sz w:val="24"/>
                     <w:szCs w:val="26"/>
                   </w:rPr>
-                  <w:t>Muscle</w:t>
+                  <w:t>Pectorals</w:t>
                 </w:r>
               </w:p>
             </w:tc>
@@ -7079,7 +7298,7 @@
                     <w:sz w:val="24"/>
                     <w:szCs w:val="26"/>
                   </w:rPr>
-                  <w:t>Exercise</w:t>
+                  <w:t>Bench press</w:t>
                 </w:r>
               </w:p>
             </w:tc>
@@ -7145,7 +7364,7 @@
                     <w:sz w:val="24"/>
                     <w:szCs w:val="26"/>
                   </w:rPr>
-                  <w:t>Muscle</w:t>
+                  <w:t>Biceps</w:t>
                 </w:r>
               </w:p>
             </w:tc>
@@ -7185,7 +7404,7 @@
                     <w:sz w:val="24"/>
                     <w:szCs w:val="26"/>
                   </w:rPr>
-                  <w:t>Exercise</w:t>
+                  <w:t>Bicep curls</w:t>
                 </w:r>
               </w:p>
             </w:tc>
@@ -7251,7 +7470,7 @@
                     <w:sz w:val="24"/>
                     <w:szCs w:val="26"/>
                   </w:rPr>
-                  <w:t>Muscle</w:t>
+                  <w:t>Obliques</w:t>
                 </w:r>
               </w:p>
             </w:tc>
@@ -7291,7 +7510,7 @@
                     <w:sz w:val="24"/>
                     <w:szCs w:val="26"/>
                   </w:rPr>
-                  <w:t>Exercise</w:t>
+                  <w:t>Russian twists</w:t>
                 </w:r>
               </w:p>
             </w:tc>
@@ -7357,7 +7576,7 @@
                     <w:sz w:val="24"/>
                     <w:szCs w:val="26"/>
                   </w:rPr>
-                  <w:t>Muscle</w:t>
+                  <w:t>Abdominals</w:t>
                 </w:r>
               </w:p>
             </w:tc>
@@ -7397,7 +7616,7 @@
                     <w:sz w:val="24"/>
                     <w:szCs w:val="26"/>
                   </w:rPr>
-                  <w:t>Exercise</w:t>
+                  <w:t>planks</w:t>
                 </w:r>
               </w:p>
             </w:tc>
@@ -7463,7 +7682,7 @@
                     <w:sz w:val="24"/>
                     <w:szCs w:val="26"/>
                   </w:rPr>
-                  <w:t>Muscle</w:t>
+                  <w:t>Lower back</w:t>
                 </w:r>
               </w:p>
             </w:tc>
@@ -7503,7 +7722,7 @@
                     <w:sz w:val="24"/>
                     <w:szCs w:val="26"/>
                   </w:rPr>
-                  <w:t>Exercise</w:t>
+                  <w:t>Back extensions</w:t>
                 </w:r>
               </w:p>
             </w:tc>
@@ -7569,7 +7788,7 @@
                     <w:sz w:val="24"/>
                     <w:szCs w:val="26"/>
                   </w:rPr>
-                  <w:t>Muscle</w:t>
+                  <w:t>Lats</w:t>
                 </w:r>
               </w:p>
             </w:tc>
@@ -7609,7 +7828,7 @@
                     <w:sz w:val="24"/>
                     <w:szCs w:val="26"/>
                   </w:rPr>
-                  <w:t>Exercise</w:t>
+                  <w:t>Pull ups</w:t>
                 </w:r>
               </w:p>
             </w:tc>
@@ -7675,7 +7894,7 @@
                     <w:sz w:val="24"/>
                     <w:szCs w:val="26"/>
                   </w:rPr>
-                  <w:t>Muscle</w:t>
+                  <w:t>Posterior deltoid</w:t>
                 </w:r>
               </w:p>
             </w:tc>
@@ -7715,7 +7934,7 @@
                     <w:sz w:val="24"/>
                     <w:szCs w:val="26"/>
                   </w:rPr>
-                  <w:t>Exercise</w:t>
+                  <w:t>Face pulls</w:t>
                 </w:r>
               </w:p>
             </w:tc>
@@ -7781,7 +8000,7 @@
                     <w:sz w:val="24"/>
                     <w:szCs w:val="26"/>
                   </w:rPr>
-                  <w:t>Muscle</w:t>
+                  <w:t>Trapezius</w:t>
                 </w:r>
               </w:p>
             </w:tc>
@@ -7821,7 +8040,7 @@
                     <w:sz w:val="24"/>
                     <w:szCs w:val="26"/>
                   </w:rPr>
-                  <w:t>Exercise</w:t>
+                  <w:t>Dumbbell shrugs</w:t>
                 </w:r>
               </w:p>
             </w:tc>
@@ -7887,7 +8106,7 @@
                     <w:sz w:val="24"/>
                     <w:szCs w:val="26"/>
                   </w:rPr>
-                  <w:t>Muscle</w:t>
+                  <w:t>Triceps</w:t>
                 </w:r>
               </w:p>
             </w:tc>
@@ -7921,13 +8140,23 @@
                     <w:szCs w:val="26"/>
                   </w:rPr>
                 </w:pPr>
+                <w:proofErr w:type="spellStart"/>
                 <w:r>
                   <w:rPr>
                     <w:color w:val="00B050"/>
                     <w:sz w:val="24"/>
                     <w:szCs w:val="26"/>
                   </w:rPr>
-                  <w:t>Exercise</w:t>
+                  <w:t>Tricep</w:t>
+                </w:r>
+                <w:proofErr w:type="spellEnd"/>
+                <w:r>
+                  <w:rPr>
+                    <w:color w:val="00B050"/>
+                    <w:sz w:val="24"/>
+                    <w:szCs w:val="26"/>
+                  </w:rPr>
+                  <w:t xml:space="preserve"> dips</w:t>
                 </w:r>
               </w:p>
             </w:tc>
@@ -7993,7 +8222,7 @@
                     <w:sz w:val="24"/>
                     <w:szCs w:val="26"/>
                   </w:rPr>
-                  <w:t>Muscle</w:t>
+                  <w:t>Glutes</w:t>
                 </w:r>
               </w:p>
             </w:tc>
@@ -8033,7 +8262,7 @@
                     <w:sz w:val="24"/>
                     <w:szCs w:val="26"/>
                   </w:rPr>
-                  <w:t>Exercise</w:t>
+                  <w:t>Hip thrusts</w:t>
                 </w:r>
               </w:p>
             </w:tc>
@@ -8099,7 +8328,7 @@
                     <w:sz w:val="24"/>
                     <w:szCs w:val="26"/>
                   </w:rPr>
-                  <w:t>Muscle</w:t>
+                  <w:t>Hamstrings</w:t>
                 </w:r>
               </w:p>
             </w:tc>
@@ -8139,7 +8368,7 @@
                     <w:sz w:val="24"/>
                     <w:szCs w:val="26"/>
                   </w:rPr>
-                  <w:t>Exercise</w:t>
+                  <w:t>Leg curls</w:t>
                 </w:r>
               </w:p>
             </w:tc>
@@ -8205,7 +8434,7 @@
                     <w:sz w:val="24"/>
                     <w:szCs w:val="26"/>
                   </w:rPr>
-                  <w:t>Muscle</w:t>
+                  <w:t>Quadriceps</w:t>
                 </w:r>
               </w:p>
             </w:tc>
@@ -8245,7 +8474,7 @@
                     <w:sz w:val="24"/>
                     <w:szCs w:val="26"/>
                   </w:rPr>
-                  <w:t>Exercise</w:t>
+                  <w:t>Leg extensions</w:t>
                 </w:r>
               </w:p>
             </w:tc>
@@ -8311,7 +8540,7 @@
                     <w:sz w:val="24"/>
                     <w:szCs w:val="26"/>
                   </w:rPr>
-                  <w:t>Muscle</w:t>
+                  <w:t>Calves</w:t>
                 </w:r>
               </w:p>
             </w:tc>
@@ -8351,7 +8580,7 @@
                     <w:sz w:val="24"/>
                     <w:szCs w:val="26"/>
                   </w:rPr>
-                  <w:t>Exercise</w:t>
+                  <w:t>Standing calf raises</w:t>
                 </w:r>
               </w:p>
             </w:tc>
@@ -8533,23 +8762,11 @@
       <w:r>
         <w:rPr>
           <w:rFonts w:ascii="Arial Narrow" w:hAnsi="Arial Narrow"/>
-          <w:sz w:val="24"/>
-        </w:rPr>
-        <w:tab/>
-      </w:r>
-      <w:r>
-        <w:rPr>
-          <w:rFonts w:ascii="Arial Narrow" w:hAnsi="Arial Narrow"/>
-          <w:sz w:val="24"/>
-        </w:rPr>
-        <w:tab/>
-      </w:r>
-      <w:r>
-        <w:rPr>
-          <w:rFonts w:ascii="Arial Narrow" w:hAnsi="Arial Narrow"/>
-          <w:sz w:val="24"/>
-        </w:rPr>
-        <w:tab/>
+          <w:b/>
+          <w:bCs/>
+          <w:sz w:val="24"/>
+        </w:rPr>
+        <w:t>enhances joint mobility</w:t>
       </w:r>
       <w:r>
         <w:rPr>
@@ -8579,6 +8796,15 @@
           <w:sz w:val="24"/>
         </w:rPr>
         <w:tab/>
+      </w:r>
+      <w:r>
+        <w:rPr>
+          <w:rFonts w:ascii="Arial Narrow" w:hAnsi="Arial Narrow"/>
+          <w:b/>
+          <w:bCs/>
+          <w:sz w:val="24"/>
+        </w:rPr>
+        <w:t>Reduces risk of injury</w:t>
       </w:r>
       <w:r>
         <w:rPr>
@@ -8641,11 +8867,23 @@
     </w:p>
     <w:p>
       <w:pPr>
-        <w:rPr>
-          <w:rFonts w:ascii="Arial Narrow" w:hAnsi="Arial Narrow"/>
-          <w:sz w:val="24"/>
-        </w:rPr>
-      </w:pPr>
+        <w:ind w:left="360"/>
+        <w:rPr>
+          <w:rFonts w:ascii="Arial Narrow" w:hAnsi="Arial Narrow"/>
+          <w:b/>
+          <w:bCs/>
+          <w:sz w:val="24"/>
+        </w:rPr>
+      </w:pPr>
+      <w:r>
+        <w:rPr>
+          <w:rFonts w:ascii="Arial Narrow" w:hAnsi="Arial Narrow"/>
+          <w:b/>
+          <w:bCs/>
+          <w:sz w:val="24"/>
+        </w:rPr>
+        <w:t>Hold stretches for 15 seconds</w:t>
+      </w:r>
     </w:p>
     <w:p>
       <w:pPr>
@@ -8715,6 +8953,15 @@
       <w:r>
         <w:rPr>
           <w:rFonts w:ascii="Arial Narrow" w:hAnsi="Arial Narrow"/>
+          <w:b/>
+          <w:bCs/>
+          <w:sz w:val="24"/>
+        </w:rPr>
+        <w:t>increasing body temperature</w:t>
+      </w:r>
+      <w:r>
+        <w:rPr>
+          <w:rFonts w:ascii="Arial Narrow" w:hAnsi="Arial Narrow"/>
           <w:sz w:val="24"/>
         </w:rPr>
         <w:tab/>
@@ -8786,6 +9033,15 @@
           <w:sz w:val="24"/>
         </w:rPr>
         <w:tab/>
+      </w:r>
+      <w:r>
+        <w:rPr>
+          <w:rFonts w:ascii="Arial Narrow" w:hAnsi="Arial Narrow"/>
+          <w:b/>
+          <w:bCs/>
+          <w:sz w:val="24"/>
+        </w:rPr>
+        <w:t>preparing joints</w:t>
       </w:r>
       <w:r>
         <w:rPr>
@@ -8848,11 +9104,23 @@
     </w:p>
     <w:p>
       <w:pPr>
-        <w:rPr>
-          <w:rFonts w:ascii="Arial Narrow" w:hAnsi="Arial Narrow"/>
-          <w:sz w:val="24"/>
-        </w:rPr>
-      </w:pPr>
+        <w:ind w:left="360"/>
+        <w:rPr>
+          <w:rFonts w:ascii="Arial Narrow" w:hAnsi="Arial Narrow"/>
+          <w:b/>
+          <w:bCs/>
+          <w:sz w:val="24"/>
+        </w:rPr>
+      </w:pPr>
+      <w:r>
+        <w:rPr>
+          <w:rFonts w:ascii="Arial Narrow" w:hAnsi="Arial Narrow"/>
+          <w:b/>
+          <w:bCs/>
+          <w:sz w:val="24"/>
+        </w:rPr>
+        <w:t>Dynamic stretching</w:t>
+      </w:r>
     </w:p>
     <w:p>
       <w:pPr>
@@ -8929,6 +9197,8 @@
       <w:r>
         <w:rPr>
           <w:rFonts w:ascii="Arial Narrow" w:hAnsi="Arial Narrow"/>
+          <w:b/>
+          <w:bCs/>
           <w:sz w:val="24"/>
         </w:rPr>
         <w:t xml:space="preserve">a)  5-8 minutes of low intensity cardiovascular activity </w:t>
@@ -9005,6 +9275,13 @@
         <w:tab/>
       </w:r>
       <w:r>
+        <w:rPr>
+          <w:b/>
+          <w:bCs/>
+        </w:rPr>
+        <w:t xml:space="preserve">prevents blood pooling </w:t>
+      </w:r>
+      <w:r>
         <w:tab/>
       </w:r>
       <w:r>
@@ -9036,9 +9313,23 @@
     <w:p>
       <w:pPr>
         <w:ind w:left="360"/>
+        <w:rPr>
+          <w:b/>
+          <w:bCs/>
+        </w:rPr>
       </w:pPr>
       <w:r>
         <w:t>2.</w:t>
+      </w:r>
+      <w:r>
+        <w:tab/>
+      </w:r>
+      <w:r>
+        <w:rPr>
+          <w:b/>
+          <w:bCs/>
+        </w:rPr>
+        <w:t>promotes recovery</w:t>
       </w:r>
     </w:p>
     <w:p>
@@ -9081,7 +9372,28 @@
         </w:numPr>
       </w:pPr>
       <w:r>
-        <w:t>2.</w:t>
+        <w:rPr>
+          <w:b/>
+          <w:bCs/>
+        </w:rPr>
+        <w:t>Rounded shoulders</w:t>
+      </w:r>
+      <w:r>
+        <w:rPr>
+          <w:b/>
+          <w:bCs/>
+        </w:rPr>
+        <w:t>2</w:t>
+      </w:r>
+      <w:r>
+        <w:t>.</w:t>
+      </w:r>
+      <w:r>
+        <w:rPr>
+          <w:b/>
+          <w:bCs/>
+        </w:rPr>
+        <w:t>arching lower back</w:t>
       </w:r>
     </w:p>
     <w:p>
@@ -9130,7 +9442,11 @@
         <w:tab/>
       </w:r>
       <w:r>
-        <w:tab/>
+        <w:rPr>
+          <w:b/>
+          <w:bCs/>
+        </w:rPr>
+        <w:t>face pulls</w:t>
       </w:r>
       <w:r>
         <w:tab/>
@@ -9149,13 +9465,23 @@
       </w:r>
     </w:p>
     <w:p/>
-    <w:p/>
     <w:p>
       <w:pPr>
         <w:ind w:firstLine="426"/>
+        <w:rPr>
+          <w:b/>
+          <w:bCs/>
+        </w:rPr>
       </w:pPr>
       <w:r>
         <w:t xml:space="preserve">2. </w:t>
+      </w:r>
+      <w:r>
+        <w:rPr>
+          <w:b/>
+          <w:bCs/>
+        </w:rPr>
+        <w:t>planks</w:t>
       </w:r>
     </w:p>
     <w:p>
@@ -9631,7 +9957,16 @@
                     <w:sz w:val="24"/>
                     <w:lang w:eastAsia="en-US"/>
                   </w:rPr>
-                  <w:t xml:space="preserve">ENTER # </w:t>
+                  <w:t>1</w:t>
+                </w:r>
+                <w:r>
+                  <w:rPr>
+                    <w:b/>
+                    <w:color w:val="00B050"/>
+                    <w:sz w:val="24"/>
+                    <w:lang w:eastAsia="en-US"/>
+                  </w:rPr>
+                  <w:t xml:space="preserve"> # </w:t>
                 </w:r>
               </w:sdtContent>
             </w:sdt>
@@ -9688,7 +10023,16 @@
                     <w:sz w:val="24"/>
                     <w:lang w:eastAsia="en-US"/>
                   </w:rPr>
-                  <w:t>ENTER #</w:t>
+                  <w:t>2</w:t>
+                </w:r>
+                <w:r>
+                  <w:rPr>
+                    <w:b/>
+                    <w:color w:val="00B050"/>
+                    <w:sz w:val="24"/>
+                    <w:lang w:eastAsia="en-US"/>
+                  </w:rPr>
+                  <w:t xml:space="preserve"> #</w:t>
                 </w:r>
               </w:sdtContent>
             </w:sdt>
@@ -9824,7 +10168,25 @@
                 <w:sz w:val="24"/>
                 <w:lang w:eastAsia="en-US"/>
               </w:rPr>
-              <w:t xml:space="preserve"> Answer : Yes or No  </w:t>
+              <w:t xml:space="preserve"> </w:t>
+            </w:r>
+            <w:proofErr w:type="gramStart"/>
+            <w:r>
+              <w:rPr>
+                <w:rFonts w:ascii="Arial Narrow" w:hAnsi="Arial Narrow"/>
+                <w:sz w:val="24"/>
+                <w:lang w:eastAsia="en-US"/>
+              </w:rPr>
+              <w:t>Answer :</w:t>
+            </w:r>
+            <w:proofErr w:type="gramEnd"/>
+            <w:r>
+              <w:rPr>
+                <w:rFonts w:ascii="Arial Narrow" w:hAnsi="Arial Narrow"/>
+                <w:sz w:val="24"/>
+                <w:lang w:eastAsia="en-US"/>
+              </w:rPr>
+              <w:t xml:space="preserve"> Yes or No  </w:t>
             </w:r>
           </w:p>
         </w:tc>
@@ -10012,7 +10374,7 @@
                     <w:sz w:val="24"/>
                     <w:lang w:eastAsia="en-US"/>
                   </w:rPr>
-                  <w:t>enter answer</w:t>
+                  <w:t>yes</w:t>
                 </w:r>
               </w:sdtContent>
             </w:sdt>
@@ -10064,7 +10426,7 @@
                     <w:sz w:val="24"/>
                     <w:lang w:eastAsia="en-US"/>
                   </w:rPr>
-                  <w:t>enter answer</w:t>
+                  <w:t>yes</w:t>
                 </w:r>
               </w:sdtContent>
             </w:sdt>
@@ -10108,7 +10470,7 @@
                     <w:sz w:val="24"/>
                     <w:lang w:eastAsia="en-US"/>
                   </w:rPr>
-                  <w:t>enter answer</w:t>
+                  <w:t>yes</w:t>
                 </w:r>
               </w:sdtContent>
             </w:sdt>
@@ -10152,7 +10514,7 @@
                     <w:sz w:val="24"/>
                     <w:lang w:eastAsia="en-US"/>
                   </w:rPr>
-                  <w:t>enter answer</w:t>
+                  <w:t>no</w:t>
                 </w:r>
               </w:sdtContent>
             </w:sdt>
@@ -10196,7 +10558,7 @@
                     <w:sz w:val="24"/>
                     <w:lang w:eastAsia="en-US"/>
                   </w:rPr>
-                  <w:t>enter answer</w:t>
+                  <w:t>yes</w:t>
                 </w:r>
               </w:sdtContent>
             </w:sdt>
@@ -10241,7 +10603,7 @@
                     <w:sz w:val="24"/>
                     <w:lang w:eastAsia="en-US"/>
                   </w:rPr>
-                  <w:t>enter answer</w:t>
+                  <w:t>no</w:t>
                 </w:r>
               </w:sdtContent>
             </w:sdt>
@@ -10388,7 +10750,7 @@
                     <w:sz w:val="24"/>
                     <w:lang w:eastAsia="en-US"/>
                   </w:rPr>
-                  <w:t>enter answer</w:t>
+                  <w:t>yes</w:t>
                 </w:r>
               </w:sdtContent>
             </w:sdt>
@@ -10432,7 +10794,7 @@
                     <w:sz w:val="24"/>
                     <w:lang w:eastAsia="en-US"/>
                   </w:rPr>
-                  <w:t>enter answer</w:t>
+                  <w:t>yes</w:t>
                 </w:r>
               </w:sdtContent>
             </w:sdt>
@@ -10476,7 +10838,7 @@
                     <w:sz w:val="24"/>
                     <w:lang w:eastAsia="en-US"/>
                   </w:rPr>
-                  <w:t>enter answer</w:t>
+                  <w:t>yes</w:t>
                 </w:r>
               </w:sdtContent>
             </w:sdt>
@@ -10520,7 +10882,7 @@
                     <w:sz w:val="24"/>
                     <w:lang w:eastAsia="en-US"/>
                   </w:rPr>
-                  <w:t>enter answer</w:t>
+                  <w:t>no</w:t>
                 </w:r>
               </w:sdtContent>
             </w:sdt>
@@ -10564,7 +10926,7 @@
                     <w:sz w:val="24"/>
                     <w:lang w:eastAsia="en-US"/>
                   </w:rPr>
-                  <w:t>enter answer</w:t>
+                  <w:t>no</w:t>
                 </w:r>
               </w:sdtContent>
             </w:sdt>
@@ -10608,7 +10970,7 @@
                     <w:sz w:val="24"/>
                     <w:lang w:eastAsia="en-US"/>
                   </w:rPr>
-                  <w:t>enter answer</w:t>
+                  <w:t>yes</w:t>
                 </w:r>
               </w:sdtContent>
             </w:sdt>
@@ -10724,7 +11086,25 @@
           <w:sz w:val="22"/>
           <w:szCs w:val="22"/>
         </w:rPr>
-        <w:t>If you have an excessive arch in your lower back you may have tight lower back muscles and or weak abdominal muscles. Try some low back stretching and exercises and abdominal strengthening exercises like planks and birddog.</w:t>
+        <w:t xml:space="preserve">If you have an excessive arch in your lower </w:t>
+      </w:r>
+      <w:proofErr w:type="gramStart"/>
+      <w:r>
+        <w:rPr>
+          <w:rFonts w:ascii="Arial Narrow" w:hAnsi="Arial Narrow"/>
+          <w:sz w:val="22"/>
+          <w:szCs w:val="22"/>
+        </w:rPr>
+        <w:t>back</w:t>
+      </w:r>
+      <w:proofErr w:type="gramEnd"/>
+      <w:r>
+        <w:rPr>
+          <w:rFonts w:ascii="Arial Narrow" w:hAnsi="Arial Narrow"/>
+          <w:sz w:val="22"/>
+          <w:szCs w:val="22"/>
+        </w:rPr>
+        <w:t xml:space="preserve"> you may have tight lower back muscles and or weak abdominal muscles. Try some low back stretching and exercises and abdominal strengthening exercises like planks and birddog.</w:t>
       </w:r>
     </w:p>
     <w:p>
@@ -10832,6 +11212,8 @@
         <w:ind w:left="720"/>
         <w:rPr>
           <w:rFonts w:ascii="Arial Narrow" w:hAnsi="Arial Narrow"/>
+          <w:b/>
+          <w:bCs/>
           <w:sz w:val="24"/>
           <w:szCs w:val="24"/>
         </w:rPr>
@@ -10864,10 +11246,12 @@
       <w:r>
         <w:rPr>
           <w:rFonts w:ascii="Arial Narrow" w:hAnsi="Arial Narrow"/>
+          <w:b/>
+          <w:bCs/>
           <w:sz w:val="24"/>
           <w:szCs w:val="24"/>
         </w:rPr>
-        <w:tab/>
+        <w:t>vitamins</w:t>
       </w:r>
       <w:r>
         <w:rPr>
@@ -10897,10 +11281,12 @@
       <w:r>
         <w:rPr>
           <w:rFonts w:ascii="Arial Narrow" w:hAnsi="Arial Narrow"/>
+          <w:b/>
+          <w:bCs/>
           <w:sz w:val="24"/>
           <w:szCs w:val="24"/>
         </w:rPr>
-        <w:tab/>
+        <w:t>minerals</w:t>
       </w:r>
       <w:r>
         <w:rPr>
@@ -10919,6 +11305,16 @@
         <w:tab/>
         <w:t>3.</w:t>
       </w:r>
+      <w:r>
+        <w:rPr>
+          <w:rFonts w:ascii="Arial Narrow" w:hAnsi="Arial Narrow"/>
+          <w:b/>
+          <w:bCs/>
+          <w:sz w:val="24"/>
+          <w:szCs w:val="24"/>
+        </w:rPr>
+        <w:t>water</w:t>
+      </w:r>
     </w:p>
     <w:p>
       <w:pPr>
@@ -10935,6 +11331,8 @@
         <w:ind w:left="720"/>
         <w:rPr>
           <w:rFonts w:ascii="Arial Narrow" w:hAnsi="Arial Narrow"/>
+          <w:b/>
+          <w:bCs/>
           <w:sz w:val="24"/>
           <w:szCs w:val="24"/>
         </w:rPr>
@@ -10945,15 +11343,16 @@
           <w:sz w:val="24"/>
           <w:szCs w:val="24"/>
         </w:rPr>
-        <w:t>Macronutrients:  4.</w:t>
-      </w:r>
+        <w:t xml:space="preserve">Macronutrients:  </w:t>
+      </w:r>
+      <w:proofErr w:type="gramStart"/>
       <w:r>
         <w:rPr>
           <w:rFonts w:ascii="Arial Narrow" w:hAnsi="Arial Narrow"/>
           <w:sz w:val="24"/>
           <w:szCs w:val="24"/>
         </w:rPr>
-        <w:tab/>
+        <w:t>4.</w:t>
       </w:r>
       <w:r>
         <w:rPr>
@@ -10966,10 +11365,12 @@
       <w:r>
         <w:rPr>
           <w:rFonts w:ascii="Arial Narrow" w:hAnsi="Arial Narrow"/>
+          <w:b/>
+          <w:bCs/>
           <w:sz w:val="24"/>
           <w:szCs w:val="24"/>
         </w:rPr>
-        <w:tab/>
+        <w:t>carbohydrates</w:t>
       </w:r>
       <w:r>
         <w:rPr>
@@ -10978,16 +11379,27 @@
           <w:szCs w:val="24"/>
         </w:rPr>
         <w:tab/>
+      </w:r>
+      <w:r>
+        <w:rPr>
+          <w:rFonts w:ascii="Arial Narrow" w:hAnsi="Arial Narrow"/>
+          <w:sz w:val="24"/>
+          <w:szCs w:val="24"/>
+        </w:rPr>
+        <w:tab/>
         <w:t>5.</w:t>
       </w:r>
       <w:r>
         <w:rPr>
           <w:rFonts w:ascii="Arial Narrow" w:hAnsi="Arial Narrow"/>
+          <w:b/>
+          <w:bCs/>
           <w:sz w:val="24"/>
           <w:szCs w:val="24"/>
         </w:rPr>
-        <w:tab/>
-      </w:r>
+        <w:t>proteins</w:t>
+      </w:r>
+      <w:proofErr w:type="gramEnd"/>
       <w:r>
         <w:rPr>
           <w:rFonts w:ascii="Arial Narrow" w:hAnsi="Arial Narrow"/>
@@ -11013,6 +11425,16 @@
         <w:tab/>
         <w:t>6.</w:t>
       </w:r>
+      <w:r>
+        <w:rPr>
+          <w:rFonts w:ascii="Arial Narrow" w:hAnsi="Arial Narrow"/>
+          <w:b/>
+          <w:bCs/>
+          <w:sz w:val="24"/>
+          <w:szCs w:val="24"/>
+        </w:rPr>
+        <w:t>fats</w:t>
+      </w:r>
     </w:p>
     <w:p>
       <w:pPr>
@@ -11064,6 +11486,8 @@
         <w:ind w:left="720"/>
         <w:rPr>
           <w:rFonts w:ascii="Arial Narrow" w:hAnsi="Arial Narrow"/>
+          <w:b/>
+          <w:bCs/>
           <w:sz w:val="24"/>
           <w:szCs w:val="24"/>
         </w:rPr>
@@ -11079,10 +11503,12 @@
       <w:r>
         <w:rPr>
           <w:rFonts w:ascii="Arial Narrow" w:hAnsi="Arial Narrow"/>
+          <w:b/>
+          <w:bCs/>
           <w:sz w:val="24"/>
           <w:szCs w:val="24"/>
         </w:rPr>
-        <w:tab/>
+        <w:t>increases cholesterol levels in the blood</w:t>
       </w:r>
       <w:r>
         <w:rPr>
@@ -11099,39 +11525,17 @@
           <w:szCs w:val="24"/>
         </w:rPr>
         <w:tab/>
-      </w:r>
-      <w:r>
-        <w:rPr>
-          <w:rFonts w:ascii="Arial Narrow" w:hAnsi="Arial Narrow"/>
+        <w:t>2.</w:t>
+      </w:r>
+      <w:r>
+        <w:rPr>
+          <w:rFonts w:ascii="Arial Narrow" w:hAnsi="Arial Narrow"/>
+          <w:b/>
+          <w:bCs/>
           <w:sz w:val="24"/>
           <w:szCs w:val="24"/>
         </w:rPr>
-        <w:tab/>
-      </w:r>
-      <w:r>
-        <w:rPr>
-          <w:rFonts w:ascii="Arial Narrow" w:hAnsi="Arial Narrow"/>
-          <w:sz w:val="24"/>
-          <w:szCs w:val="24"/>
-        </w:rPr>
-        <w:tab/>
-      </w:r>
-      <w:r>
-        <w:rPr>
-          <w:rFonts w:ascii="Arial Narrow" w:hAnsi="Arial Narrow"/>
-          <w:sz w:val="24"/>
-          <w:szCs w:val="24"/>
-        </w:rPr>
-        <w:tab/>
-      </w:r>
-      <w:r>
-        <w:rPr>
-          <w:rFonts w:ascii="Arial Narrow" w:hAnsi="Arial Narrow"/>
-          <w:sz w:val="24"/>
-          <w:szCs w:val="24"/>
-        </w:rPr>
-        <w:tab/>
-        <w:t>2.</w:t>
+        <w:t>increases heart attack risk</w:t>
       </w:r>
     </w:p>
     <w:p>
@@ -11193,25 +11597,45 @@
       <w:pPr>
         <w:rPr>
           <w:rFonts w:ascii="Arial Narrow" w:hAnsi="Arial Narrow"/>
+          <w:b/>
+          <w:bCs/>
           <w:sz w:val="24"/>
           <w:szCs w:val="24"/>
         </w:rPr>
       </w:pPr>
-    </w:p>
-    <w:p>
-      <w:pPr>
+      <w:r>
         <w:rPr>
           <w:rFonts w:ascii="Arial Narrow" w:hAnsi="Arial Narrow"/>
           <w:sz w:val="24"/>
           <w:szCs w:val="24"/>
         </w:rPr>
-      </w:pPr>
-      <w:r>
-        <w:rPr>
-          <w:rFonts w:ascii="Arial Narrow" w:hAnsi="Arial Narrow"/>
+        <w:tab/>
+      </w:r>
+      <w:r>
+        <w:rPr>
+          <w:rFonts w:ascii="Arial Narrow" w:hAnsi="Arial Narrow"/>
+          <w:b/>
+          <w:bCs/>
           <w:sz w:val="24"/>
           <w:szCs w:val="24"/>
         </w:rPr>
+        <w:t>Trans fat</w:t>
+      </w:r>
+    </w:p>
+    <w:p>
+      <w:pPr>
+        <w:rPr>
+          <w:rFonts w:ascii="Arial Narrow" w:hAnsi="Arial Narrow"/>
+          <w:sz w:val="24"/>
+          <w:szCs w:val="24"/>
+        </w:rPr>
+      </w:pPr>
+      <w:r>
+        <w:rPr>
+          <w:rFonts w:ascii="Arial Narrow" w:hAnsi="Arial Narrow"/>
+          <w:sz w:val="24"/>
+          <w:szCs w:val="24"/>
+        </w:rPr>
         <w:t xml:space="preserve">4.  </w:t>
       </w:r>
       <w:r>
@@ -11238,6 +11662,8 @@
         <w:ind w:firstLine="720"/>
         <w:rPr>
           <w:rFonts w:ascii="Arial Narrow" w:hAnsi="Arial Narrow"/>
+          <w:b/>
+          <w:bCs/>
           <w:sz w:val="24"/>
           <w:szCs w:val="24"/>
         </w:rPr>
@@ -11261,10 +11687,12 @@
       <w:r>
         <w:rPr>
           <w:rFonts w:ascii="Arial Narrow" w:hAnsi="Arial Narrow"/>
+          <w:b/>
+          <w:bCs/>
           <w:sz w:val="24"/>
           <w:szCs w:val="24"/>
         </w:rPr>
-        <w:tab/>
+        <w:t>9 calories</w:t>
       </w:r>
       <w:r>
         <w:rPr>
@@ -11286,10 +11714,12 @@
       <w:r>
         <w:rPr>
           <w:rFonts w:ascii="Arial Narrow" w:hAnsi="Arial Narrow"/>
+          <w:b/>
+          <w:bCs/>
           <w:sz w:val="24"/>
           <w:szCs w:val="24"/>
         </w:rPr>
-        <w:tab/>
+        <w:t>4 calories</w:t>
       </w:r>
       <w:r>
         <w:rPr>
@@ -11300,15 +11730,16 @@
         <w:tab/>
         <w:t xml:space="preserve">c) 1 gram of protein = </w:t>
       </w:r>
-    </w:p>
-    <w:p>
-      <w:pPr>
-        <w:rPr>
-          <w:rFonts w:ascii="Arial Narrow" w:hAnsi="Arial Narrow"/>
+      <w:r>
+        <w:rPr>
+          <w:rFonts w:ascii="Arial Narrow" w:hAnsi="Arial Narrow"/>
+          <w:b/>
+          <w:bCs/>
           <w:sz w:val="24"/>
           <w:szCs w:val="24"/>
         </w:rPr>
-      </w:pPr>
+        <w:t>4 calories</w:t>
+      </w:r>
     </w:p>
     <w:p>
       <w:pPr>
@@ -11318,12 +11749,21 @@
           <w:szCs w:val="24"/>
         </w:rPr>
       </w:pPr>
-      <w:r>
+    </w:p>
+    <w:p>
+      <w:pPr>
         <w:rPr>
           <w:rFonts w:ascii="Arial Narrow" w:hAnsi="Arial Narrow"/>
           <w:sz w:val="24"/>
           <w:szCs w:val="24"/>
         </w:rPr>
+      </w:pPr>
+      <w:r>
+        <w:rPr>
+          <w:rFonts w:ascii="Arial Narrow" w:hAnsi="Arial Narrow"/>
+          <w:sz w:val="24"/>
+          <w:szCs w:val="24"/>
+        </w:rPr>
         <w:t>5.</w:t>
       </w:r>
       <w:r>
@@ -11360,16 +11800,17 @@
           <w:szCs w:val="24"/>
         </w:rPr>
         <w:tab/>
-        <w:t>a) Fat = ________ %</w:t>
-      </w:r>
-      <w:r>
-        <w:rPr>
-          <w:rFonts w:ascii="Arial Narrow" w:hAnsi="Arial Narrow"/>
+        <w:t xml:space="preserve">a) Fat = </w:t>
+      </w:r>
+      <w:r>
+        <w:rPr>
+          <w:rFonts w:ascii="Arial Narrow" w:hAnsi="Arial Narrow"/>
+          <w:b/>
+          <w:bCs/>
           <w:sz w:val="24"/>
           <w:szCs w:val="24"/>
         </w:rPr>
-        <w:tab/>
-        <w:t xml:space="preserve">b) Protein = ________ % </w:t>
+        <w:t>30</w:t>
       </w:r>
       <w:r>
         <w:rPr>
@@ -11377,8 +11818,61 @@
           <w:sz w:val="24"/>
           <w:szCs w:val="24"/>
         </w:rPr>
-        <w:tab/>
-        <w:t xml:space="preserve">c) Carbohydrates = __________ % </w:t>
+        <w:t xml:space="preserve"> %</w:t>
+      </w:r>
+      <w:r>
+        <w:rPr>
+          <w:rFonts w:ascii="Arial Narrow" w:hAnsi="Arial Narrow"/>
+          <w:sz w:val="24"/>
+          <w:szCs w:val="24"/>
+        </w:rPr>
+        <w:tab/>
+        <w:t xml:space="preserve">b) Protein = </w:t>
+      </w:r>
+      <w:r>
+        <w:rPr>
+          <w:rFonts w:ascii="Arial Narrow" w:hAnsi="Arial Narrow"/>
+          <w:b/>
+          <w:bCs/>
+          <w:sz w:val="24"/>
+          <w:szCs w:val="24"/>
+        </w:rPr>
+        <w:t>30</w:t>
+      </w:r>
+      <w:r>
+        <w:rPr>
+          <w:rFonts w:ascii="Arial Narrow" w:hAnsi="Arial Narrow"/>
+          <w:sz w:val="24"/>
+          <w:szCs w:val="24"/>
+        </w:rPr>
+        <w:t xml:space="preserve"> % </w:t>
+      </w:r>
+      <w:r>
+        <w:rPr>
+          <w:rFonts w:ascii="Arial Narrow" w:hAnsi="Arial Narrow"/>
+          <w:sz w:val="24"/>
+          <w:szCs w:val="24"/>
+        </w:rPr>
+        <w:tab/>
+        <w:t xml:space="preserve">c) Carbohydrates = </w:t>
+      </w:r>
+      <w:r>
+        <w:rPr>
+          <w:rFonts w:ascii="Arial Narrow" w:hAnsi="Arial Narrow"/>
+          <w:b/>
+          <w:bCs/>
+          <w:sz w:val="24"/>
+          <w:szCs w:val="24"/>
+        </w:rPr>
+        <w:t>40</w:t>
+      </w:r>
+      <w:r>
+        <w:rPr>
+          <w:rFonts w:ascii="Arial Narrow" w:hAnsi="Arial Narrow"/>
+          <w:sz w:val="24"/>
+          <w:szCs w:val="24"/>
+        </w:rPr>
+        <w:t xml:space="preserve"> % </w:t>
       </w:r>
     </w:p>
     <w:p>
@@ -11470,7 +11964,53 @@
           <w:szCs w:val="24"/>
         </w:rPr>
         <w:tab/>
-        <w:t>I should consume a minimum of _____________ to a maximum of _____________ grams of protein / day</w:t>
+        <w:t xml:space="preserve">I should consume a minimum of </w:t>
+      </w:r>
+      <w:r>
+        <w:rPr>
+          <w:rFonts w:ascii="Arial Narrow" w:hAnsi="Arial Narrow"/>
+          <w:b/>
+          <w:bCs/>
+          <w:sz w:val="24"/>
+          <w:szCs w:val="24"/>
+        </w:rPr>
+        <w:t>56</w:t>
+      </w:r>
+      <w:r>
+        <w:rPr>
+          <w:rFonts w:ascii="Arial Narrow" w:hAnsi="Arial Narrow"/>
+          <w:sz w:val="24"/>
+          <w:szCs w:val="24"/>
+        </w:rPr>
+        <w:t xml:space="preserve"> to a maximum of </w:t>
+      </w:r>
+      <w:r>
+        <w:rPr>
+          <w:rFonts w:ascii="Arial Narrow" w:hAnsi="Arial Narrow"/>
+          <w:b/>
+          <w:bCs/>
+          <w:sz w:val="24"/>
+          <w:szCs w:val="24"/>
+        </w:rPr>
+        <w:t>1</w:t>
+      </w:r>
+      <w:r>
+        <w:rPr>
+          <w:rFonts w:ascii="Arial Narrow" w:hAnsi="Arial Narrow"/>
+          <w:b/>
+          <w:bCs/>
+          <w:sz w:val="24"/>
+          <w:szCs w:val="24"/>
+        </w:rPr>
+        <w:t>08</w:t>
+      </w:r>
+      <w:r>
+        <w:rPr>
+          <w:rFonts w:ascii="Arial Narrow" w:hAnsi="Arial Narrow"/>
+          <w:sz w:val="24"/>
+          <w:szCs w:val="24"/>
+        </w:rPr>
+        <w:t xml:space="preserve"> grams of protein / day</w:t>
       </w:r>
     </w:p>
     <w:p>
@@ -11529,6 +12069,8 @@
         <w:ind w:left="720"/>
         <w:rPr>
           <w:rFonts w:ascii="Arial Narrow" w:hAnsi="Arial Narrow" w:cs="Arial"/>
+          <w:b/>
+          <w:bCs/>
           <w:sz w:val="24"/>
           <w:szCs w:val="24"/>
         </w:rPr>
@@ -11544,10 +12086,12 @@
       <w:r>
         <w:rPr>
           <w:rFonts w:ascii="Arial Narrow" w:hAnsi="Arial Narrow" w:cs="Arial"/>
+          <w:b/>
+          <w:bCs/>
           <w:sz w:val="24"/>
           <w:szCs w:val="24"/>
         </w:rPr>
-        <w:tab/>
+        <w:t>dark leafy greens</w:t>
       </w:r>
       <w:r>
         <w:rPr>
@@ -11572,193 +12116,230 @@
           <w:szCs w:val="24"/>
         </w:rPr>
         <w:tab/>
+        <w:t>2.</w:t>
       </w:r>
       <w:r>
         <w:rPr>
           <w:rFonts w:ascii="Arial Narrow" w:hAnsi="Arial Narrow" w:cs="Arial"/>
+          <w:b/>
+          <w:bCs/>
           <w:sz w:val="24"/>
           <w:szCs w:val="24"/>
         </w:rPr>
-        <w:tab/>
-      </w:r>
-      <w:r>
+        <w:t>plant milks</w:t>
+      </w:r>
+    </w:p>
+    <w:p>
+      <w:pPr>
         <w:rPr>
           <w:rFonts w:ascii="Arial Narrow" w:hAnsi="Arial Narrow" w:cs="Arial"/>
           <w:sz w:val="24"/>
           <w:szCs w:val="24"/>
         </w:rPr>
+      </w:pPr>
+    </w:p>
+    <w:p>
+      <w:pPr>
+        <w:ind w:left="720" w:hanging="720"/>
+        <w:rPr>
+          <w:rFonts w:ascii="Arial Narrow" w:hAnsi="Arial Narrow" w:cs="Arial"/>
+          <w:sz w:val="24"/>
+          <w:szCs w:val="24"/>
+        </w:rPr>
+      </w:pPr>
+      <w:r>
+        <w:rPr>
+          <w:rFonts w:ascii="Arial Narrow" w:hAnsi="Arial Narrow" w:cs="Arial"/>
+          <w:sz w:val="24"/>
+          <w:szCs w:val="24"/>
+        </w:rPr>
+        <w:t>8.</w:t>
+      </w:r>
+      <w:r>
+        <w:rPr>
+          <w:rFonts w:ascii="Arial Narrow" w:hAnsi="Arial Narrow" w:cs="Arial"/>
+          <w:sz w:val="24"/>
+          <w:szCs w:val="24"/>
+        </w:rPr>
+        <w:tab/>
+        <w:t xml:space="preserve">List 2 healthy sources of complex carbohydrates and 2 </w:t>
+      </w:r>
+      <w:r>
+        <w:rPr>
+          <w:rFonts w:ascii="Arial Narrow" w:hAnsi="Arial Narrow"/>
+          <w:sz w:val="24"/>
+        </w:rPr>
+        <w:t>Unhealthy / Bad sources of Carbohydrate foods that are low in nutrients and fibre</w:t>
+      </w:r>
+    </w:p>
+    <w:p>
+      <w:pPr>
+        <w:rPr>
+          <w:rFonts w:ascii="Arial Narrow" w:hAnsi="Arial Narrow" w:cs="Arial"/>
+          <w:sz w:val="24"/>
+          <w:szCs w:val="24"/>
+        </w:rPr>
+      </w:pPr>
+    </w:p>
+    <w:p>
+      <w:pPr>
+        <w:ind w:left="720"/>
+        <w:rPr>
+          <w:rFonts w:ascii="Arial Narrow" w:hAnsi="Arial Narrow" w:cs="Arial"/>
+          <w:b/>
+          <w:bCs/>
+          <w:sz w:val="24"/>
+          <w:szCs w:val="24"/>
+        </w:rPr>
+      </w:pPr>
+      <w:r>
+        <w:rPr>
+          <w:rFonts w:ascii="Arial Narrow" w:hAnsi="Arial Narrow" w:cs="Arial"/>
+          <w:sz w:val="24"/>
+          <w:szCs w:val="24"/>
+        </w:rPr>
+        <w:t>Healthy:</w:t>
+      </w:r>
+      <w:r>
+        <w:rPr>
+          <w:rFonts w:ascii="Arial Narrow" w:hAnsi="Arial Narrow" w:cs="Arial"/>
+          <w:sz w:val="24"/>
+          <w:szCs w:val="24"/>
+        </w:rPr>
+        <w:tab/>
+      </w:r>
+      <w:proofErr w:type="gramStart"/>
+      <w:r>
+        <w:rPr>
+          <w:rFonts w:ascii="Arial Narrow" w:hAnsi="Arial Narrow" w:cs="Arial"/>
+          <w:sz w:val="24"/>
+          <w:szCs w:val="24"/>
+        </w:rPr>
+        <w:t>1.</w:t>
+      </w:r>
+      <w:r>
+        <w:rPr>
+          <w:rFonts w:ascii="Arial Narrow" w:hAnsi="Arial Narrow" w:cs="Arial"/>
+          <w:b/>
+          <w:bCs/>
+          <w:sz w:val="24"/>
+          <w:szCs w:val="24"/>
+        </w:rPr>
+        <w:t>whole</w:t>
+      </w:r>
+      <w:proofErr w:type="gramEnd"/>
+      <w:r>
+        <w:rPr>
+          <w:rFonts w:ascii="Arial Narrow" w:hAnsi="Arial Narrow" w:cs="Arial"/>
+          <w:b/>
+          <w:bCs/>
+          <w:sz w:val="24"/>
+          <w:szCs w:val="24"/>
+        </w:rPr>
+        <w:t xml:space="preserve"> grains</w:t>
+      </w:r>
+      <w:r>
+        <w:rPr>
+          <w:rFonts w:ascii="Arial Narrow" w:hAnsi="Arial Narrow" w:cs="Arial"/>
+          <w:sz w:val="24"/>
+          <w:szCs w:val="24"/>
+        </w:rPr>
+        <w:tab/>
+      </w:r>
+      <w:r>
+        <w:rPr>
+          <w:rFonts w:ascii="Arial Narrow" w:hAnsi="Arial Narrow" w:cs="Arial"/>
+          <w:sz w:val="24"/>
+          <w:szCs w:val="24"/>
+        </w:rPr>
+        <w:tab/>
+      </w:r>
+      <w:r>
+        <w:rPr>
+          <w:rFonts w:ascii="Arial Narrow" w:hAnsi="Arial Narrow" w:cs="Arial"/>
+          <w:sz w:val="24"/>
+          <w:szCs w:val="24"/>
+        </w:rPr>
+        <w:tab/>
+      </w:r>
+      <w:r>
+        <w:rPr>
+          <w:rFonts w:ascii="Arial Narrow" w:hAnsi="Arial Narrow" w:cs="Arial"/>
+          <w:sz w:val="24"/>
+          <w:szCs w:val="24"/>
+        </w:rPr>
+        <w:tab/>
+      </w:r>
+      <w:r>
+        <w:rPr>
+          <w:rFonts w:ascii="Arial Narrow" w:hAnsi="Arial Narrow" w:cs="Arial"/>
+          <w:sz w:val="24"/>
+          <w:szCs w:val="24"/>
+        </w:rPr>
         <w:tab/>
         <w:t>2.</w:t>
       </w:r>
-    </w:p>
-    <w:p>
-      <w:pPr>
+      <w:r>
         <w:rPr>
           <w:rFonts w:ascii="Arial Narrow" w:hAnsi="Arial Narrow" w:cs="Arial"/>
+          <w:b/>
+          <w:bCs/>
           <w:sz w:val="24"/>
           <w:szCs w:val="24"/>
         </w:rPr>
-      </w:pPr>
-    </w:p>
-    <w:p>
-      <w:pPr>
-        <w:ind w:left="720" w:hanging="720"/>
+        <w:t>beans</w:t>
+      </w:r>
+    </w:p>
+    <w:p>
+      <w:pPr>
+        <w:ind w:left="720"/>
         <w:rPr>
           <w:rFonts w:ascii="Arial Narrow" w:hAnsi="Arial Narrow" w:cs="Arial"/>
           <w:sz w:val="24"/>
           <w:szCs w:val="24"/>
         </w:rPr>
       </w:pPr>
-      <w:r>
-        <w:rPr>
-          <w:rFonts w:ascii="Arial Narrow" w:hAnsi="Arial Narrow" w:cs="Arial"/>
-          <w:sz w:val="24"/>
-          <w:szCs w:val="24"/>
-        </w:rPr>
-        <w:t>8.</w:t>
-      </w:r>
-      <w:r>
-        <w:rPr>
-          <w:rFonts w:ascii="Arial Narrow" w:hAnsi="Arial Narrow" w:cs="Arial"/>
-          <w:sz w:val="24"/>
-          <w:szCs w:val="24"/>
-        </w:rPr>
-        <w:tab/>
-        <w:t xml:space="preserve">List 2 healthy sources of complex carbohydrates and 2 </w:t>
-      </w:r>
-      <w:r>
-        <w:rPr>
-          <w:rFonts w:ascii="Arial Narrow" w:hAnsi="Arial Narrow"/>
-          <w:sz w:val="24"/>
-        </w:rPr>
-        <w:t>Unhealthy / Bad sources of Carbohydrate foods that are low in nutrients and fibre</w:t>
-      </w:r>
-    </w:p>
-    <w:p>
-      <w:pPr>
-        <w:rPr>
-          <w:rFonts w:ascii="Arial Narrow" w:hAnsi="Arial Narrow" w:cs="Arial"/>
-          <w:sz w:val="24"/>
-          <w:szCs w:val="24"/>
-        </w:rPr>
-      </w:pPr>
-    </w:p>
-    <w:p>
-      <w:pPr>
-        <w:ind w:left="720"/>
-        <w:rPr>
-          <w:rFonts w:ascii="Arial Narrow" w:hAnsi="Arial Narrow" w:cs="Arial"/>
-          <w:sz w:val="24"/>
-          <w:szCs w:val="24"/>
-        </w:rPr>
-      </w:pPr>
-      <w:r>
-        <w:rPr>
-          <w:rFonts w:ascii="Arial Narrow" w:hAnsi="Arial Narrow" w:cs="Arial"/>
-          <w:sz w:val="24"/>
-          <w:szCs w:val="24"/>
-        </w:rPr>
-        <w:t>Healthy:</w:t>
-      </w:r>
-      <w:r>
-        <w:rPr>
-          <w:rFonts w:ascii="Arial Narrow" w:hAnsi="Arial Narrow" w:cs="Arial"/>
-          <w:sz w:val="24"/>
-          <w:szCs w:val="24"/>
-        </w:rPr>
-        <w:tab/>
+    </w:p>
+    <w:p>
+      <w:pPr>
+        <w:rPr>
+          <w:rFonts w:ascii="Arial Narrow" w:hAnsi="Arial Narrow"/>
+          <w:sz w:val="24"/>
+        </w:rPr>
+      </w:pPr>
+      <w:r>
+        <w:rPr>
+          <w:rFonts w:ascii="Arial Narrow" w:hAnsi="Arial Narrow"/>
+          <w:sz w:val="24"/>
+        </w:rPr>
+        <w:tab/>
+        <w:t>Unhealthy:</w:t>
+      </w:r>
+      <w:r>
+        <w:rPr>
+          <w:rFonts w:ascii="Arial Narrow" w:hAnsi="Arial Narrow"/>
+          <w:sz w:val="24"/>
+        </w:rPr>
+        <w:tab/>
+      </w:r>
+      <w:proofErr w:type="gramStart"/>
+      <w:r>
+        <w:rPr>
+          <w:rFonts w:ascii="Arial Narrow" w:hAnsi="Arial Narrow"/>
+          <w:sz w:val="24"/>
+        </w:rPr>
         <w:t>1.</w:t>
       </w:r>
       <w:r>
         <w:rPr>
-          <w:rFonts w:ascii="Arial Narrow" w:hAnsi="Arial Narrow" w:cs="Arial"/>
-          <w:sz w:val="24"/>
-          <w:szCs w:val="24"/>
-        </w:rPr>
-        <w:tab/>
-      </w:r>
-      <w:r>
-        <w:rPr>
-          <w:rFonts w:ascii="Arial Narrow" w:hAnsi="Arial Narrow" w:cs="Arial"/>
-          <w:sz w:val="24"/>
-          <w:szCs w:val="24"/>
-        </w:rPr>
-        <w:tab/>
-      </w:r>
-      <w:r>
-        <w:rPr>
-          <w:rFonts w:ascii="Arial Narrow" w:hAnsi="Arial Narrow" w:cs="Arial"/>
-          <w:sz w:val="24"/>
-          <w:szCs w:val="24"/>
-        </w:rPr>
-        <w:tab/>
-      </w:r>
-      <w:r>
-        <w:rPr>
-          <w:rFonts w:ascii="Arial Narrow" w:hAnsi="Arial Narrow" w:cs="Arial"/>
-          <w:sz w:val="24"/>
-          <w:szCs w:val="24"/>
-        </w:rPr>
-        <w:tab/>
-      </w:r>
-      <w:r>
-        <w:rPr>
-          <w:rFonts w:ascii="Arial Narrow" w:hAnsi="Arial Narrow" w:cs="Arial"/>
-          <w:sz w:val="24"/>
-          <w:szCs w:val="24"/>
-        </w:rPr>
-        <w:tab/>
-      </w:r>
-      <w:r>
-        <w:rPr>
-          <w:rFonts w:ascii="Arial Narrow" w:hAnsi="Arial Narrow" w:cs="Arial"/>
-          <w:sz w:val="24"/>
-          <w:szCs w:val="24"/>
-        </w:rPr>
-        <w:tab/>
-        <w:t>2.</w:t>
-      </w:r>
-    </w:p>
-    <w:p>
-      <w:pPr>
-        <w:ind w:left="720"/>
-        <w:rPr>
-          <w:rFonts w:ascii="Arial Narrow" w:hAnsi="Arial Narrow" w:cs="Arial"/>
-          <w:sz w:val="24"/>
-          <w:szCs w:val="24"/>
-        </w:rPr>
-      </w:pPr>
-    </w:p>
-    <w:p>
-      <w:pPr>
-        <w:rPr>
-          <w:rFonts w:ascii="Arial Narrow" w:hAnsi="Arial Narrow"/>
-          <w:sz w:val="24"/>
-        </w:rPr>
-      </w:pPr>
-      <w:r>
-        <w:rPr>
-          <w:rFonts w:ascii="Arial Narrow" w:hAnsi="Arial Narrow"/>
-          <w:sz w:val="24"/>
-        </w:rPr>
-        <w:tab/>
-        <w:t>Unhealthy:</w:t>
-      </w:r>
-      <w:r>
-        <w:rPr>
-          <w:rFonts w:ascii="Arial Narrow" w:hAnsi="Arial Narrow"/>
-          <w:sz w:val="24"/>
-        </w:rPr>
-        <w:tab/>
-        <w:t>1.</w:t>
-      </w:r>
-      <w:r>
-        <w:rPr>
-          <w:rFonts w:ascii="Arial Narrow" w:hAnsi="Arial Narrow"/>
-          <w:sz w:val="24"/>
-        </w:rPr>
-        <w:tab/>
-      </w:r>
+          <w:rFonts w:ascii="Arial Narrow" w:hAnsi="Arial Narrow"/>
+          <w:b/>
+          <w:bCs/>
+          <w:sz w:val="24"/>
+        </w:rPr>
+        <w:t>sodas</w:t>
+      </w:r>
+      <w:proofErr w:type="gramEnd"/>
       <w:r>
         <w:rPr>
           <w:rFonts w:ascii="Arial Narrow" w:hAnsi="Arial Narrow"/>
@@ -11794,6 +12375,15 @@
         </w:rPr>
         <w:tab/>
         <w:t xml:space="preserve">2. </w:t>
+      </w:r>
+      <w:r>
+        <w:rPr>
+          <w:rFonts w:ascii="Arial Narrow" w:hAnsi="Arial Narrow"/>
+          <w:b/>
+          <w:bCs/>
+          <w:sz w:val="24"/>
+        </w:rPr>
+        <w:t>White bread</w:t>
       </w:r>
     </w:p>
     <w:p>
@@ -11839,50 +12429,53 @@
       <w:pPr>
         <w:rPr>
           <w:rFonts w:ascii="Arial Narrow" w:hAnsi="Arial Narrow" w:cs="Arial"/>
+          <w:b/>
+          <w:bCs/>
           <w:sz w:val="24"/>
           <w:szCs w:val="24"/>
           <w:lang w:val="en-CA"/>
         </w:rPr>
       </w:pPr>
-    </w:p>
-    <w:p>
-      <w:pPr>
+      <w:r>
         <w:rPr>
           <w:rFonts w:ascii="Arial Narrow" w:hAnsi="Arial Narrow" w:cs="Arial"/>
           <w:sz w:val="24"/>
           <w:szCs w:val="24"/>
           <w:lang w:val="en-CA"/>
         </w:rPr>
-      </w:pPr>
-    </w:p>
-    <w:p>
-      <w:pPr>
+        <w:tab/>
+      </w:r>
+      <w:r>
         <w:rPr>
           <w:rFonts w:ascii="Arial Narrow" w:hAnsi="Arial Narrow" w:cs="Arial"/>
+          <w:b/>
+          <w:bCs/>
           <w:sz w:val="24"/>
           <w:szCs w:val="24"/>
           <w:lang w:val="en-CA"/>
         </w:rPr>
-      </w:pPr>
-      <w:r>
+        <w:t>Half of your plate</w:t>
+      </w:r>
+    </w:p>
+    <w:p>
+      <w:pPr>
         <w:rPr>
           <w:rFonts w:ascii="Arial Narrow" w:hAnsi="Arial Narrow" w:cs="Arial"/>
           <w:sz w:val="24"/>
           <w:szCs w:val="24"/>
           <w:lang w:val="en-CA"/>
         </w:rPr>
-        <w:t xml:space="preserve">10. </w:t>
-      </w:r>
-      <w:r>
+      </w:pPr>
+    </w:p>
+    <w:p>
+      <w:pPr>
         <w:rPr>
           <w:rFonts w:ascii="Arial Narrow" w:hAnsi="Arial Narrow" w:cs="Arial"/>
           <w:sz w:val="24"/>
           <w:szCs w:val="24"/>
           <w:lang w:val="en-CA"/>
         </w:rPr>
-        <w:tab/>
-        <w:t>Complete the food plate Nutrition Assignment</w:t>
-      </w:r>
+      </w:pPr>
       <w:r>
         <w:rPr>
           <w:rFonts w:ascii="Arial Narrow" w:hAnsi="Arial Narrow" w:cs="Arial"/>
@@ -11890,7 +12483,7 @@
           <w:szCs w:val="24"/>
           <w:lang w:val="en-CA"/>
         </w:rPr>
-        <w:t xml:space="preserve">. </w:t>
+        <w:t xml:space="preserve">10. </w:t>
       </w:r>
       <w:r>
         <w:rPr>
@@ -11899,18 +12492,46 @@
           <w:szCs w:val="24"/>
           <w:lang w:val="en-CA"/>
         </w:rPr>
-        <w:t xml:space="preserve">Make sure to attach the 2 pictures in this document. </w:t>
-      </w:r>
-    </w:p>
-    <w:p>
-      <w:pPr>
+        <w:tab/>
+        <w:t>Complete the food plate Nutrition Assignment</w:t>
+      </w:r>
+      <w:r>
         <w:rPr>
           <w:rFonts w:ascii="Arial Narrow" w:hAnsi="Arial Narrow" w:cs="Arial"/>
           <w:sz w:val="24"/>
           <w:szCs w:val="24"/>
           <w:lang w:val="en-CA"/>
         </w:rPr>
-      </w:pPr>
+        <w:t xml:space="preserve">. </w:t>
+      </w:r>
+      <w:r>
+        <w:rPr>
+          <w:rFonts w:ascii="Arial Narrow" w:hAnsi="Arial Narrow" w:cs="Arial"/>
+          <w:sz w:val="24"/>
+          <w:szCs w:val="24"/>
+          <w:lang w:val="en-CA"/>
+        </w:rPr>
+        <w:t xml:space="preserve">Make sure to attach the 2 pictures in this document. </w:t>
+      </w:r>
+    </w:p>
+    <w:p>
+      <w:pPr>
+        <w:rPr>
+          <w:rFonts w:ascii="Arial Narrow" w:hAnsi="Arial Narrow" w:cs="Arial"/>
+          <w:sz w:val="24"/>
+          <w:szCs w:val="24"/>
+          <w:lang w:val="en-CA"/>
+        </w:rPr>
+      </w:pPr>
+      <w:r>
+        <w:rPr>
+          <w:rFonts w:ascii="Arial Narrow" w:hAnsi="Arial Narrow" w:cs="Arial"/>
+          <w:sz w:val="24"/>
+          <w:szCs w:val="24"/>
+          <w:lang w:val="en-CA"/>
+        </w:rPr>
+        <w:tab/>
+      </w:r>
     </w:p>
     <w:p>
       <w:pPr>
@@ -12164,8 +12785,9 @@
           <w:sz w:val="32"/>
           <w:szCs w:val="32"/>
         </w:rPr>
-        <w:t xml:space="preserve">Report + </w:t>
-      </w:r>
+        <w:t xml:space="preserve">Report </w:t>
+      </w:r>
+      <w:proofErr w:type="gramStart"/>
       <w:r>
         <w:rPr>
           <w:rFonts w:ascii="Arial" w:hAnsi="Arial" w:cs="Arial"/>
@@ -12174,7 +12796,28 @@
           <w:sz w:val="32"/>
           <w:szCs w:val="32"/>
         </w:rPr>
-        <w:t xml:space="preserve"> 2 </w:t>
+        <w:t xml:space="preserve">+ </w:t>
+      </w:r>
+      <w:r>
+        <w:rPr>
+          <w:rFonts w:ascii="Arial" w:hAnsi="Arial" w:cs="Arial"/>
+          <w:b/>
+          <w:bCs/>
+          <w:sz w:val="32"/>
+          <w:szCs w:val="32"/>
+        </w:rPr>
+        <w:t xml:space="preserve"> 2</w:t>
+      </w:r>
+      <w:proofErr w:type="gramEnd"/>
+      <w:r>
+        <w:rPr>
+          <w:rFonts w:ascii="Arial" w:hAnsi="Arial" w:cs="Arial"/>
+          <w:b/>
+          <w:bCs/>
+          <w:sz w:val="32"/>
+          <w:szCs w:val="32"/>
+        </w:rPr>
+        <w:t xml:space="preserve"> </w:t>
       </w:r>
       <w:r>
         <w:rPr>
@@ -12797,6 +13440,7 @@
               </w:rPr>
               <w:t xml:space="preserve">Section A   </w:t>
             </w:r>
+            <w:proofErr w:type="gramStart"/>
             <w:r>
               <w:rPr>
                 <w:rFonts w:ascii="Monotype Sorts" w:eastAsia="Monotype Sorts" w:hAnsi="Monotype Sorts" w:cs="Monotype Sorts"/>
@@ -12811,7 +13455,16 @@
                 <w:b/>
                 <w:sz w:val="24"/>
               </w:rPr>
-              <w:t xml:space="preserve">  Score questions 1 – 4 using this scale</w:t>
+              <w:t xml:space="preserve">  Score</w:t>
+            </w:r>
+            <w:proofErr w:type="gramEnd"/>
+            <w:r>
+              <w:rPr>
+                <w:rFonts w:ascii="Tahoma" w:hAnsi="Tahoma"/>
+                <w:b/>
+                <w:sz w:val="24"/>
+              </w:rPr>
+              <w:t xml:space="preserve"> questions 1 – 4 using this scale</w:t>
             </w:r>
           </w:p>
         </w:tc>
@@ -13295,7 +13948,16 @@
                 <w:b/>
                 <w:sz w:val="24"/>
               </w:rPr>
-              <w:t xml:space="preserve">Section B  </w:t>
+              <w:t xml:space="preserve">Section </w:t>
+            </w:r>
+            <w:proofErr w:type="gramStart"/>
+            <w:r>
+              <w:rPr>
+                <w:rFonts w:ascii="Tahoma" w:hAnsi="Tahoma"/>
+                <w:b/>
+                <w:sz w:val="24"/>
+              </w:rPr>
+              <w:t xml:space="preserve">B  </w:t>
             </w:r>
             <w:r>
               <w:rPr>
@@ -13305,6 +13967,7 @@
               </w:rPr>
               <w:t></w:t>
             </w:r>
+            <w:proofErr w:type="gramEnd"/>
             <w:r>
               <w:rPr>
                 <w:rFonts w:ascii="Tahoma" w:hAnsi="Tahoma"/>
@@ -13806,7 +14469,23 @@
           <w:sz w:val="24"/>
         </w:rPr>
         <w:tab/>
-        <w:t>Do you have at least one typical meal per day at a fast food restaurant?</w:t>
+        <w:t xml:space="preserve">Do you have at least one typical meal per day at a </w:t>
+      </w:r>
+      <w:proofErr w:type="gramStart"/>
+      <w:r>
+        <w:rPr>
+          <w:rFonts w:ascii="Arial Narrow" w:hAnsi="Arial Narrow"/>
+          <w:sz w:val="24"/>
+        </w:rPr>
+        <w:t>fast food</w:t>
+      </w:r>
+      <w:proofErr w:type="gramEnd"/>
+      <w:r>
+        <w:rPr>
+          <w:rFonts w:ascii="Arial Narrow" w:hAnsi="Arial Narrow"/>
+          <w:sz w:val="24"/>
+        </w:rPr>
+        <w:t xml:space="preserve"> restaurant?</w:t>
       </w:r>
     </w:p>
     <w:p>
@@ -14091,7 +14770,16 @@
               </w:rPr>
               <w:lastRenderedPageBreak/>
               <w:br w:type="page"/>
-              <w:t xml:space="preserve">Section C  </w:t>
+              <w:t xml:space="preserve">Section </w:t>
+            </w:r>
+            <w:proofErr w:type="gramStart"/>
+            <w:r>
+              <w:rPr>
+                <w:rFonts w:ascii="Tahoma" w:hAnsi="Tahoma"/>
+                <w:b/>
+                <w:sz w:val="24"/>
+              </w:rPr>
+              <w:t xml:space="preserve">C  </w:t>
             </w:r>
             <w:r>
               <w:rPr>
@@ -14101,6 +14789,7 @@
               </w:rPr>
               <w:t></w:t>
             </w:r>
+            <w:proofErr w:type="gramEnd"/>
             <w:r>
               <w:rPr>
                 <w:rFonts w:ascii="Tahoma" w:hAnsi="Tahoma"/>
@@ -14500,7 +15189,23 @@
           <w:sz w:val="24"/>
         </w:rPr>
         <w:tab/>
-        <w:t xml:space="preserve">How often do you have vegetables in the cabbage family such as broccoli, cauliflower, brussel sprouts  </w:t>
+        <w:t xml:space="preserve">How often do you have vegetables in the cabbage family such as broccoli, cauliflower, </w:t>
+      </w:r>
+      <w:proofErr w:type="spellStart"/>
+      <w:r>
+        <w:rPr>
+          <w:rFonts w:ascii="Arial Narrow" w:hAnsi="Arial Narrow"/>
+          <w:sz w:val="24"/>
+        </w:rPr>
+        <w:t>brussel</w:t>
+      </w:r>
+      <w:proofErr w:type="spellEnd"/>
+      <w:r>
+        <w:rPr>
+          <w:rFonts w:ascii="Arial Narrow" w:hAnsi="Arial Narrow"/>
+          <w:sz w:val="24"/>
+        </w:rPr>
+        <w:t xml:space="preserve"> sprouts  </w:t>
       </w:r>
     </w:p>
     <w:p>
@@ -15740,7 +16445,23 @@
                 <w:rFonts w:ascii="Arial Narrow" w:hAnsi="Arial Narrow"/>
                 <w:sz w:val="24"/>
               </w:rPr>
-              <w:t>Check those answers in the 1 to 2 point categories for guidelines to improvement.</w:t>
+              <w:t xml:space="preserve">Check those answers in the </w:t>
+            </w:r>
+            <w:proofErr w:type="gramStart"/>
+            <w:r>
+              <w:rPr>
+                <w:rFonts w:ascii="Arial Narrow" w:hAnsi="Arial Narrow"/>
+                <w:sz w:val="24"/>
+              </w:rPr>
+              <w:t>1 to 2 point</w:t>
+            </w:r>
+            <w:proofErr w:type="gramEnd"/>
+            <w:r>
+              <w:rPr>
+                <w:rFonts w:ascii="Arial Narrow" w:hAnsi="Arial Narrow"/>
+                <w:sz w:val="24"/>
+              </w:rPr>
+              <w:t xml:space="preserve"> categories for guidelines to improvement.</w:t>
             </w:r>
           </w:p>
         </w:tc>
@@ -16816,6 +17537,95 @@
     </w:lvl>
   </w:abstractNum>
   <w:abstractNum w:abstractNumId="4" w15:restartNumberingAfterBreak="0">
+    <w:nsid w:val="185A6388"/>
+    <w:multiLevelType w:val="hybridMultilevel"/>
+    <w:tmpl w:val="DB7E3440"/>
+    <w:lvl w:ilvl="0" w:tplc="0409000F">
+      <w:start w:val="1"/>
+      <w:numFmt w:val="decimal"/>
+      <w:lvlText w:val="%1."/>
+      <w:lvlJc w:val="left"/>
+      <w:pPr>
+        <w:ind w:left="720" w:hanging="360"/>
+      </w:pPr>
+      <w:rPr>
+        <w:rFonts w:hint="default"/>
+      </w:rPr>
+    </w:lvl>
+    <w:lvl w:ilvl="1" w:tplc="04090019" w:tentative="1">
+      <w:start w:val="1"/>
+      <w:numFmt w:val="lowerLetter"/>
+      <w:lvlText w:val="%2."/>
+      <w:lvlJc w:val="left"/>
+      <w:pPr>
+        <w:ind w:left="1440" w:hanging="360"/>
+      </w:pPr>
+    </w:lvl>
+    <w:lvl w:ilvl="2" w:tplc="0409001B" w:tentative="1">
+      <w:start w:val="1"/>
+      <w:numFmt w:val="lowerRoman"/>
+      <w:lvlText w:val="%3."/>
+      <w:lvlJc w:val="right"/>
+      <w:pPr>
+        <w:ind w:left="2160" w:hanging="180"/>
+      </w:pPr>
+    </w:lvl>
+    <w:lvl w:ilvl="3" w:tplc="0409000F" w:tentative="1">
+      <w:start w:val="1"/>
+      <w:numFmt w:val="decimal"/>
+      <w:lvlText w:val="%4."/>
+      <w:lvlJc w:val="left"/>
+      <w:pPr>
+        <w:ind w:left="2880" w:hanging="360"/>
+      </w:pPr>
+    </w:lvl>
+    <w:lvl w:ilvl="4" w:tplc="04090019" w:tentative="1">
+      <w:start w:val="1"/>
+      <w:numFmt w:val="lowerLetter"/>
+      <w:lvlText w:val="%5."/>
+      <w:lvlJc w:val="left"/>
+      <w:pPr>
+        <w:ind w:left="3600" w:hanging="360"/>
+      </w:pPr>
+    </w:lvl>
+    <w:lvl w:ilvl="5" w:tplc="0409001B" w:tentative="1">
+      <w:start w:val="1"/>
+      <w:numFmt w:val="lowerRoman"/>
+      <w:lvlText w:val="%6."/>
+      <w:lvlJc w:val="right"/>
+      <w:pPr>
+        <w:ind w:left="4320" w:hanging="180"/>
+      </w:pPr>
+    </w:lvl>
+    <w:lvl w:ilvl="6" w:tplc="0409000F" w:tentative="1">
+      <w:start w:val="1"/>
+      <w:numFmt w:val="decimal"/>
+      <w:lvlText w:val="%7."/>
+      <w:lvlJc w:val="left"/>
+      <w:pPr>
+        <w:ind w:left="5040" w:hanging="360"/>
+      </w:pPr>
+    </w:lvl>
+    <w:lvl w:ilvl="7" w:tplc="04090019" w:tentative="1">
+      <w:start w:val="1"/>
+      <w:numFmt w:val="lowerLetter"/>
+      <w:lvlText w:val="%8."/>
+      <w:lvlJc w:val="left"/>
+      <w:pPr>
+        <w:ind w:left="5760" w:hanging="360"/>
+      </w:pPr>
+    </w:lvl>
+    <w:lvl w:ilvl="8" w:tplc="0409001B" w:tentative="1">
+      <w:start w:val="1"/>
+      <w:numFmt w:val="lowerRoman"/>
+      <w:lvlText w:val="%9."/>
+      <w:lvlJc w:val="right"/>
+      <w:pPr>
+        <w:ind w:left="6480" w:hanging="180"/>
+      </w:pPr>
+    </w:lvl>
+  </w:abstractNum>
+  <w:abstractNum w:abstractNumId="5" w15:restartNumberingAfterBreak="0">
     <w:nsid w:val="1D700191"/>
     <w:multiLevelType w:val="singleLevel"/>
     <w:tmpl w:val="04090001"/>
@@ -16835,7 +17645,7 @@
       </w:rPr>
     </w:lvl>
   </w:abstractNum>
-  <w:abstractNum w:abstractNumId="5" w15:restartNumberingAfterBreak="0">
+  <w:abstractNum w:abstractNumId="6" w15:restartNumberingAfterBreak="0">
     <w:nsid w:val="396C1CAC"/>
     <w:multiLevelType w:val="singleLevel"/>
     <w:tmpl w:val="0409000F"/>
@@ -16850,7 +17660,7 @@
       </w:pPr>
     </w:lvl>
   </w:abstractNum>
-  <w:abstractNum w:abstractNumId="6" w15:restartNumberingAfterBreak="0">
+  <w:abstractNum w:abstractNumId="7" w15:restartNumberingAfterBreak="0">
     <w:nsid w:val="39B04709"/>
     <w:multiLevelType w:val="hybridMultilevel"/>
     <w:tmpl w:val="D9820E0E"/>
@@ -16939,7 +17749,7 @@
       </w:pPr>
     </w:lvl>
   </w:abstractNum>
-  <w:abstractNum w:abstractNumId="7" w15:restartNumberingAfterBreak="0">
+  <w:abstractNum w:abstractNumId="8" w15:restartNumberingAfterBreak="0">
     <w:nsid w:val="3DA363BE"/>
     <w:multiLevelType w:val="singleLevel"/>
     <w:tmpl w:val="FFFFFFFF"/>
@@ -16949,7 +17759,7 @@
       <w:lvlJc w:val="left"/>
     </w:lvl>
   </w:abstractNum>
-  <w:abstractNum w:abstractNumId="8" w15:restartNumberingAfterBreak="0">
+  <w:abstractNum w:abstractNumId="9" w15:restartNumberingAfterBreak="0">
     <w:nsid w:val="3FB65C87"/>
     <w:multiLevelType w:val="hybridMultilevel"/>
     <w:tmpl w:val="3DB0EFD8"/>
@@ -17065,7 +17875,7 @@
       </w:pPr>
     </w:lvl>
   </w:abstractNum>
-  <w:abstractNum w:abstractNumId="9" w15:restartNumberingAfterBreak="0">
+  <w:abstractNum w:abstractNumId="10" w15:restartNumberingAfterBreak="0">
     <w:nsid w:val="4E5A10C7"/>
     <w:multiLevelType w:val="hybridMultilevel"/>
     <w:tmpl w:val="74F2D87C"/>
@@ -17181,7 +17991,7 @@
       </w:pPr>
     </w:lvl>
   </w:abstractNum>
-  <w:abstractNum w:abstractNumId="10" w15:restartNumberingAfterBreak="0">
+  <w:abstractNum w:abstractNumId="11" w15:restartNumberingAfterBreak="0">
     <w:nsid w:val="51614754"/>
     <w:multiLevelType w:val="singleLevel"/>
     <w:tmpl w:val="0409000F"/>
@@ -17196,7 +18006,7 @@
       </w:pPr>
     </w:lvl>
   </w:abstractNum>
-  <w:abstractNum w:abstractNumId="11" w15:restartNumberingAfterBreak="0">
+  <w:abstractNum w:abstractNumId="12" w15:restartNumberingAfterBreak="0">
     <w:nsid w:val="53715604"/>
     <w:multiLevelType w:val="hybridMultilevel"/>
     <w:tmpl w:val="5CDCFAC0"/>
@@ -17309,7 +18119,7 @@
       </w:pPr>
     </w:lvl>
   </w:abstractNum>
-  <w:abstractNum w:abstractNumId="12" w15:restartNumberingAfterBreak="0">
+  <w:abstractNum w:abstractNumId="13" w15:restartNumberingAfterBreak="0">
     <w:nsid w:val="5C283293"/>
     <w:multiLevelType w:val="hybridMultilevel"/>
     <w:tmpl w:val="DF66DDCE"/>
@@ -17425,7 +18235,7 @@
       </w:pPr>
     </w:lvl>
   </w:abstractNum>
-  <w:abstractNum w:abstractNumId="13" w15:restartNumberingAfterBreak="0">
+  <w:abstractNum w:abstractNumId="14" w15:restartNumberingAfterBreak="0">
     <w:nsid w:val="65CC1302"/>
     <w:multiLevelType w:val="singleLevel"/>
     <w:tmpl w:val="0409000F"/>
@@ -17441,7 +18251,7 @@
     </w:lvl>
   </w:abstractNum>
   <w:num w:numId="1" w16cid:durableId="1605648210">
-    <w:abstractNumId w:val="13"/>
+    <w:abstractNumId w:val="14"/>
     <w:lvlOverride w:ilvl="0">
       <w:lvl w:ilvl="0">
         <w:start w:val="1"/>
@@ -17473,7 +18283,7 @@
     </w:lvlOverride>
   </w:num>
   <w:num w:numId="3" w16cid:durableId="636880389">
-    <w:abstractNumId w:val="4"/>
+    <w:abstractNumId w:val="5"/>
   </w:num>
   <w:num w:numId="4" w16cid:durableId="650671825">
     <w:abstractNumId w:val="3"/>
@@ -17491,25 +18301,25 @@
     </w:lvlOverride>
   </w:num>
   <w:num w:numId="5" w16cid:durableId="2051373438">
-    <w:abstractNumId w:val="9"/>
+    <w:abstractNumId w:val="10"/>
   </w:num>
   <w:num w:numId="6" w16cid:durableId="543635022">
-    <w:abstractNumId w:val="12"/>
+    <w:abstractNumId w:val="13"/>
   </w:num>
   <w:num w:numId="7" w16cid:durableId="731973045">
     <w:abstractNumId w:val="2"/>
   </w:num>
   <w:num w:numId="8" w16cid:durableId="2069259202">
+    <w:abstractNumId w:val="7"/>
+  </w:num>
+  <w:num w:numId="9" w16cid:durableId="1055810869">
     <w:abstractNumId w:val="6"/>
   </w:num>
-  <w:num w:numId="9" w16cid:durableId="1055810869">
-    <w:abstractNumId w:val="5"/>
-  </w:num>
   <w:num w:numId="10" w16cid:durableId="226452345">
-    <w:abstractNumId w:val="11"/>
+    <w:abstractNumId w:val="12"/>
   </w:num>
   <w:num w:numId="11" w16cid:durableId="1400906422">
-    <w:abstractNumId w:val="8"/>
+    <w:abstractNumId w:val="9"/>
   </w:num>
   <w:num w:numId="12" w16cid:durableId="905917997">
     <w:abstractNumId w:val="1"/>
@@ -17531,16 +18341,19 @@
     </w:lvlOverride>
   </w:num>
   <w:num w:numId="13" w16cid:durableId="739671405">
-    <w:abstractNumId w:val="7"/>
+    <w:abstractNumId w:val="8"/>
   </w:num>
   <w:num w:numId="14" w16cid:durableId="1079794196">
-    <w:abstractNumId w:val="10"/>
+    <w:abstractNumId w:val="11"/>
   </w:num>
   <w:num w:numId="15" w16cid:durableId="34739712">
     <w:abstractNumId w:val="0"/>
   </w:num>
   <w:num w:numId="16" w16cid:durableId="1166749066">
-    <w:abstractNumId w:val="7"/>
+    <w:abstractNumId w:val="8"/>
+  </w:num>
+  <w:num w:numId="17" w16cid:durableId="1911185630">
+    <w:abstractNumId w:val="4"/>
   </w:num>
 </w:numbering>
 </file>
@@ -20158,6 +20971,7 @@
     <w:sig w:usb0="E0002EFF" w:usb1="C000785B" w:usb2="00000009" w:usb3="00000000" w:csb0="000001FF" w:csb1="00000000"/>
   </w:font>
   <w:font w:name="Copperplate Gothic Bold">
+    <w:panose1 w:val="020E0705020206020404"/>
     <w:charset w:val="00"/>
     <w:family w:val="swiss"/>
     <w:pitch w:val="variable"/>
@@ -20212,10 +21026,13 @@
     <w:rsid w:val="002D39AD"/>
     <w:rsid w:val="00414803"/>
     <w:rsid w:val="005A48AF"/>
+    <w:rsid w:val="005E45CF"/>
     <w:rsid w:val="006B3800"/>
     <w:rsid w:val="007F5080"/>
+    <w:rsid w:val="00813143"/>
     <w:rsid w:val="00962588"/>
     <w:rsid w:val="0099279B"/>
+    <w:rsid w:val="00A02A49"/>
     <w:rsid w:val="00A566EC"/>
     <w:rsid w:val="00EA0E86"/>
     <w:rsid w:val="00FC0FFD"/>
